--- a/lessons/4-2/downloads/reveal/teacher/4.2-homework-packet-level-1.docx
+++ b/lessons/4-2/downloads/reveal/teacher/4.2-homework-packet-level-1.docx
@@ -15,8 +15,8 @@
         <w:rPr>
           <w:rFonts w:ascii="Avenir Next" w:hAnsi="Avenir Next" w:cs="Avenir Next" w:eastAsia="Avenir Next"/>
           <w:color w:val="1A1A1A"/>
-          <w:sz w:val="22"/>
-          <w:szCs w:val="22"/>
+          <w:sz w:val="23"/>
+          <w:szCs w:val="23"/>
         </w:rPr>
         <w:t xml:space="preserve">Name</w:t>
       </w:r>
@@ -24,8 +24,8 @@
         <w:rPr>
           <w:rFonts w:ascii="Avenir Next" w:hAnsi="Avenir Next" w:cs="Avenir Next" w:eastAsia="Avenir Next"/>
           <w:color w:val="1A1A1A"/>
-          <w:sz w:val="22"/>
-          <w:szCs w:val="22"/>
+          <w:sz w:val="23"/>
+          <w:szCs w:val="23"/>
         </w:rPr>
         <w:tab/>
       </w:r>
@@ -33,8 +33,8 @@
         <w:rPr>
           <w:rFonts w:ascii="Avenir Next" w:hAnsi="Avenir Next" w:cs="Avenir Next" w:eastAsia="Avenir Next"/>
           <w:color w:val="1A1A1A"/>
-          <w:sz w:val="22"/>
-          <w:szCs w:val="22"/>
+          <w:sz w:val="23"/>
+          <w:szCs w:val="23"/>
         </w:rPr>
         <w:t xml:space="preserve">   Date</w:t>
       </w:r>
@@ -42,8 +42,8 @@
         <w:rPr>
           <w:rFonts w:ascii="Avenir Next" w:hAnsi="Avenir Next" w:cs="Avenir Next" w:eastAsia="Avenir Next"/>
           <w:color w:val="1A1A1A"/>
-          <w:sz w:val="22"/>
-          <w:szCs w:val="22"/>
+          <w:sz w:val="23"/>
+          <w:szCs w:val="23"/>
         </w:rPr>
         <w:tab/>
       </w:r>
@@ -51,8 +51,8 @@
         <w:rPr>
           <w:rFonts w:ascii="Avenir Next" w:hAnsi="Avenir Next" w:cs="Avenir Next" w:eastAsia="Avenir Next"/>
           <w:color w:val="1A1A1A"/>
-          <w:sz w:val="22"/>
-          <w:szCs w:val="22"/>
+          <w:sz w:val="23"/>
+          <w:szCs w:val="23"/>
         </w:rPr>
         <w:t xml:space="preserve">   Period</w:t>
       </w:r>
@@ -60,8 +60,8 @@
         <w:rPr>
           <w:rFonts w:ascii="Avenir Next" w:hAnsi="Avenir Next" w:cs="Avenir Next" w:eastAsia="Avenir Next"/>
           <w:color w:val="1A1A1A"/>
-          <w:sz w:val="22"/>
-          <w:szCs w:val="22"/>
+          <w:sz w:val="23"/>
+          <w:szCs w:val="23"/>
         </w:rPr>
         <w:tab/>
       </w:r>
@@ -78,8 +78,8 @@
           <w:caps/>
           <w:color w:val="003A70"/>
           <w:spacing w:val="12"/>
-          <w:sz w:val="21"/>
-          <w:szCs w:val="21"/>
+          <w:sz w:val="22"/>
+          <w:szCs w:val="22"/>
         </w:rPr>
         <w:t xml:space="preserve">Lesson 4-2  ·  Homework Packet  ·  Level 1  ·  Sheet 1 of 2</w:t>
       </w:r>
@@ -114,7 +114,7 @@
           <w:sz w:val="17"/>
           <w:szCs w:val="17"/>
         </w:rPr>
-        <w:t xml:space="preserve">Maryland Standard 6.RP.A.3c   ·   Learning target — I can write the same value as a fraction, a decimal, and a percent.</w:t>
+        <w:t xml:space="preserve">Maryland Standard 6.AT.4   ·   Learning target — I can write the same value as a fraction, a decimal, and a percent.</w:t>
       </w:r>
     </w:p>
     <w:p>
@@ -185,8 +185,8 @@
                 <w:rFonts w:ascii="Avenir Next" w:hAnsi="Avenir Next" w:cs="Avenir Next" w:eastAsia="Avenir Next"/>
                 <w:b/>
                 <w:color w:val="003A70"/>
-                <w:sz w:val="18"/>
-                <w:szCs w:val="18"/>
+                <w:sz w:val="22"/>
+                <w:szCs w:val="22"/>
               </w:rPr>
               <w:t xml:space="preserve">•</w:t>
             </w:r>
@@ -194,8 +194,8 @@
               <w:rPr>
                 <w:rFonts w:ascii="Avenir Next" w:hAnsi="Avenir Next" w:cs="Avenir Next" w:eastAsia="Avenir Next"/>
                 <w:color w:val="1A1A1A"/>
-                <w:sz w:val="18"/>
-                <w:szCs w:val="18"/>
+                <w:sz w:val="22"/>
+                <w:szCs w:val="22"/>
               </w:rPr>
               <w:tab/>
             </w:r>
@@ -203,8 +203,8 @@
               <w:rPr>
                 <w:rFonts w:ascii="Avenir Next" w:hAnsi="Avenir Next" w:cs="Avenir Next" w:eastAsia="Avenir Next"/>
                 <w:color w:val="1A1A1A"/>
-                <w:sz w:val="18"/>
-                <w:szCs w:val="18"/>
+                <w:sz w:val="22"/>
+                <w:szCs w:val="22"/>
               </w:rPr>
               <w:t xml:space="preserve">A percent is a fraction out of 100: 45% = 45/100 = 0.45.</w:t>
             </w:r>
@@ -222,8 +222,8 @@
                 <w:rFonts w:ascii="Avenir Next" w:hAnsi="Avenir Next" w:cs="Avenir Next" w:eastAsia="Avenir Next"/>
                 <w:b/>
                 <w:color w:val="003A70"/>
-                <w:sz w:val="18"/>
-                <w:szCs w:val="18"/>
+                <w:sz w:val="22"/>
+                <w:szCs w:val="22"/>
               </w:rPr>
               <w:t xml:space="preserve">•</w:t>
             </w:r>
@@ -231,8 +231,8 @@
               <w:rPr>
                 <w:rFonts w:ascii="Avenir Next" w:hAnsi="Avenir Next" w:cs="Avenir Next" w:eastAsia="Avenir Next"/>
                 <w:color w:val="1A1A1A"/>
-                <w:sz w:val="18"/>
-                <w:szCs w:val="18"/>
+                <w:sz w:val="22"/>
+                <w:szCs w:val="22"/>
               </w:rPr>
               <w:tab/>
             </w:r>
@@ -241,8 +241,8 @@
                 <w:rFonts w:ascii="Avenir Next" w:hAnsi="Avenir Next" w:cs="Avenir Next" w:eastAsia="Avenir Next"/>
                 <w:b/>
                 <w:color w:val="1A1A1A"/>
-                <w:sz w:val="18"/>
-                <w:szCs w:val="18"/>
+                <w:sz w:val="22"/>
+                <w:szCs w:val="22"/>
               </w:rPr>
               <w:t xml:space="preserve">Fraction to percent:</w:t>
             </w:r>
@@ -250,8 +250,8 @@
               <w:rPr>
                 <w:rFonts w:ascii="Avenir Next" w:hAnsi="Avenir Next" w:cs="Avenir Next" w:eastAsia="Avenir Next"/>
                 <w:color w:val="1A1A1A"/>
-                <w:sz w:val="18"/>
-                <w:szCs w:val="18"/>
+                <w:sz w:val="22"/>
+                <w:szCs w:val="22"/>
               </w:rPr>
               <w:t xml:space="preserve"> make the denominator 100.</w:t>
             </w:r>
@@ -269,8 +269,8 @@
                 <w:rFonts w:ascii="Avenir Next" w:hAnsi="Avenir Next" w:cs="Avenir Next" w:eastAsia="Avenir Next"/>
                 <w:b/>
                 <w:color w:val="003A70"/>
-                <w:sz w:val="18"/>
-                <w:szCs w:val="18"/>
+                <w:sz w:val="22"/>
+                <w:szCs w:val="22"/>
               </w:rPr>
               <w:t xml:space="preserve">•</w:t>
             </w:r>
@@ -278,8 +278,8 @@
               <w:rPr>
                 <w:rFonts w:ascii="Avenir Next" w:hAnsi="Avenir Next" w:cs="Avenir Next" w:eastAsia="Avenir Next"/>
                 <w:color w:val="1A1A1A"/>
-                <w:sz w:val="18"/>
-                <w:szCs w:val="18"/>
+                <w:sz w:val="22"/>
+                <w:szCs w:val="22"/>
               </w:rPr>
               <w:tab/>
             </w:r>
@@ -288,8 +288,8 @@
                 <w:rFonts w:ascii="Avenir Next" w:hAnsi="Avenir Next" w:cs="Avenir Next" w:eastAsia="Avenir Next"/>
                 <w:b/>
                 <w:color w:val="1A1A1A"/>
-                <w:sz w:val="18"/>
-                <w:szCs w:val="18"/>
+                <w:sz w:val="22"/>
+                <w:szCs w:val="22"/>
               </w:rPr>
               <w:t xml:space="preserve">Decimal to percent:</w:t>
             </w:r>
@@ -297,8 +297,8 @@
               <w:rPr>
                 <w:rFonts w:ascii="Avenir Next" w:hAnsi="Avenir Next" w:cs="Avenir Next" w:eastAsia="Avenir Next"/>
                 <w:color w:val="1A1A1A"/>
-                <w:sz w:val="18"/>
-                <w:szCs w:val="18"/>
+                <w:sz w:val="22"/>
+                <w:szCs w:val="22"/>
               </w:rPr>
               <w:t xml:space="preserve"> read hundredths. 0.07 = 7%, 0.4 = 40%.</w:t>
             </w:r>
@@ -334,8 +334,8 @@
               <w:rPr>
                 <w:rFonts w:ascii="Avenir Next" w:hAnsi="Avenir Next" w:cs="Avenir Next" w:eastAsia="Avenir Next"/>
                 <w:color w:val="1A1A1A"/>
-                <w:sz w:val="17"/>
-                <w:szCs w:val="17"/>
+                <w:sz w:val="21"/>
+                <w:szCs w:val="21"/>
               </w:rPr>
               <w:t xml:space="preserve">Write 3/20 as a decimal and as a percent.</w:t>
             </w:r>
@@ -353,8 +353,8 @@
                 <w:rFonts w:ascii="Avenir Next" w:hAnsi="Avenir Next" w:cs="Avenir Next" w:eastAsia="Avenir Next"/>
                 <w:b/>
                 <w:color w:val="003A70"/>
-                <w:sz w:val="17"/>
-                <w:szCs w:val="17"/>
+                <w:sz w:val="21"/>
+                <w:szCs w:val="21"/>
               </w:rPr>
               <w:t xml:space="preserve">Step 1</w:t>
             </w:r>
@@ -362,8 +362,8 @@
               <w:rPr>
                 <w:rFonts w:ascii="Avenir Next" w:hAnsi="Avenir Next" w:cs="Avenir Next" w:eastAsia="Avenir Next"/>
                 <w:color w:val="1A1A1A"/>
-                <w:sz w:val="17"/>
-                <w:szCs w:val="17"/>
+                <w:sz w:val="21"/>
+                <w:szCs w:val="21"/>
               </w:rPr>
               <w:tab/>
             </w:r>
@@ -371,8 +371,8 @@
               <w:rPr>
                 <w:rFonts w:ascii="Avenir Next" w:hAnsi="Avenir Next" w:cs="Avenir Next" w:eastAsia="Avenir Next"/>
                 <w:color w:val="1A1A1A"/>
-                <w:sz w:val="17"/>
-                <w:szCs w:val="17"/>
+                <w:sz w:val="21"/>
+                <w:szCs w:val="21"/>
               </w:rPr>
               <w:t xml:space="preserve">20 × 5 = 100, so 3/20 = 15/100.</w:t>
             </w:r>
@@ -390,8 +390,8 @@
                 <w:rFonts w:ascii="Avenir Next" w:hAnsi="Avenir Next" w:cs="Avenir Next" w:eastAsia="Avenir Next"/>
                 <w:b/>
                 <w:color w:val="003A70"/>
-                <w:sz w:val="17"/>
-                <w:szCs w:val="17"/>
+                <w:sz w:val="21"/>
+                <w:szCs w:val="21"/>
               </w:rPr>
               <w:t xml:space="preserve">Step 2</w:t>
             </w:r>
@@ -399,8 +399,8 @@
               <w:rPr>
                 <w:rFonts w:ascii="Avenir Next" w:hAnsi="Avenir Next" w:cs="Avenir Next" w:eastAsia="Avenir Next"/>
                 <w:color w:val="1A1A1A"/>
-                <w:sz w:val="17"/>
-                <w:szCs w:val="17"/>
+                <w:sz w:val="21"/>
+                <w:szCs w:val="21"/>
               </w:rPr>
               <w:tab/>
             </w:r>
@@ -408,8 +408,8 @@
               <w:rPr>
                 <w:rFonts w:ascii="Avenir Next" w:hAnsi="Avenir Next" w:cs="Avenir Next" w:eastAsia="Avenir Next"/>
                 <w:color w:val="1A1A1A"/>
-                <w:sz w:val="17"/>
-                <w:szCs w:val="17"/>
+                <w:sz w:val="21"/>
+                <w:szCs w:val="21"/>
               </w:rPr>
               <w:t xml:space="preserve">15 hundredths = 0.15.</w:t>
             </w:r>
@@ -427,8 +427,8 @@
                 <w:rFonts w:ascii="Avenir Next" w:hAnsi="Avenir Next" w:cs="Avenir Next" w:eastAsia="Avenir Next"/>
                 <w:b/>
                 <w:color w:val="003A70"/>
-                <w:sz w:val="17"/>
-                <w:szCs w:val="17"/>
+                <w:sz w:val="21"/>
+                <w:szCs w:val="21"/>
               </w:rPr>
               <w:t xml:space="preserve">Step 3</w:t>
             </w:r>
@@ -436,8 +436,8 @@
               <w:rPr>
                 <w:rFonts w:ascii="Avenir Next" w:hAnsi="Avenir Next" w:cs="Avenir Next" w:eastAsia="Avenir Next"/>
                 <w:color w:val="1A1A1A"/>
-                <w:sz w:val="17"/>
-                <w:szCs w:val="17"/>
+                <w:sz w:val="21"/>
+                <w:szCs w:val="21"/>
               </w:rPr>
               <w:tab/>
             </w:r>
@@ -445,8 +445,8 @@
               <w:rPr>
                 <w:rFonts w:ascii="Avenir Next" w:hAnsi="Avenir Next" w:cs="Avenir Next" w:eastAsia="Avenir Next"/>
                 <w:color w:val="1A1A1A"/>
-                <w:sz w:val="17"/>
-                <w:szCs w:val="17"/>
+                <w:sz w:val="21"/>
+                <w:szCs w:val="21"/>
               </w:rPr>
               <w:t xml:space="preserve">15/100 = 15%.</w:t>
             </w:r>
@@ -464,8 +464,8 @@
                 <w:rFonts w:ascii="Avenir Next" w:hAnsi="Avenir Next" w:cs="Avenir Next" w:eastAsia="Avenir Next"/>
                 <w:b/>
                 <w:color w:val="1A1A1A"/>
-                <w:sz w:val="17"/>
-                <w:szCs w:val="17"/>
+                <w:sz w:val="21"/>
+                <w:szCs w:val="21"/>
               </w:rPr>
               <w:t xml:space="preserve">Answer</w:t>
             </w:r>
@@ -473,8 +473,8 @@
               <w:rPr>
                 <w:rFonts w:ascii="Avenir Next" w:hAnsi="Avenir Next" w:cs="Avenir Next" w:eastAsia="Avenir Next"/>
                 <w:color w:val="1A1A1A"/>
-                <w:sz w:val="17"/>
-                <w:szCs w:val="17"/>
+                <w:sz w:val="21"/>
+                <w:szCs w:val="21"/>
               </w:rPr>
               <w:tab/>
             </w:r>
@@ -483,8 +483,8 @@
                 <w:rFonts w:ascii="Avenir Next" w:hAnsi="Avenir Next" w:cs="Avenir Next" w:eastAsia="Avenir Next"/>
                 <w:b/>
                 <w:color w:val="1A1A1A"/>
-                <w:sz w:val="17"/>
-                <w:szCs w:val="17"/>
+                <w:sz w:val="21"/>
+                <w:szCs w:val="21"/>
               </w:rPr>
               <w:t xml:space="preserve">3/20 = 0.15 = 15%</w:t>
             </w:r>
@@ -556,17 +556,17 @@
                 <w:rFonts w:ascii="Avenir Next" w:hAnsi="Avenir Next" w:cs="Avenir Next" w:eastAsia="Avenir Next"/>
                 <w:b/>
                 <w:color w:val="1A1A1A"/>
-                <w:sz w:val="21"/>
-                <w:szCs w:val="21"/>
-              </w:rPr>
-              <w:t xml:space="preserve">percent</w:t>
+                <w:sz w:val="22"/>
+                <w:szCs w:val="22"/>
+              </w:rPr>
+              <w:t xml:space="preserve">percent (por ciento)</w:t>
             </w:r>
             <w:r>
               <w:rPr>
                 <w:rFonts w:ascii="Avenir Next" w:hAnsi="Avenir Next" w:cs="Avenir Next" w:eastAsia="Avenir Next"/>
                 <w:color w:val="5A5F66"/>
-                <w:sz w:val="21"/>
-                <w:szCs w:val="21"/>
+                <w:sz w:val="22"/>
+                <w:szCs w:val="22"/>
               </w:rPr>
               <w:t xml:space="preserve"> — </w:t>
             </w:r>
@@ -574,8 +574,8 @@
               <w:rPr>
                 <w:rFonts w:ascii="Avenir Next" w:hAnsi="Avenir Next" w:cs="Avenir Next" w:eastAsia="Avenir Next"/>
                 <w:color w:val="1A1A1A"/>
-                <w:sz w:val="21"/>
-                <w:szCs w:val="21"/>
+                <w:sz w:val="22"/>
+                <w:szCs w:val="22"/>
               </w:rPr>
               <w:t xml:space="preserve">out of 100</w:t>
             </w:r>
@@ -589,17 +589,17 @@
                 <w:rFonts w:ascii="Avenir Next" w:hAnsi="Avenir Next" w:cs="Avenir Next" w:eastAsia="Avenir Next"/>
                 <w:b/>
                 <w:color w:val="1A1A1A"/>
-                <w:sz w:val="21"/>
-                <w:szCs w:val="21"/>
-              </w:rPr>
-              <w:t xml:space="preserve">decimal</w:t>
+                <w:sz w:val="22"/>
+                <w:szCs w:val="22"/>
+              </w:rPr>
+              <w:t xml:space="preserve">decimal (decimal)</w:t>
             </w:r>
             <w:r>
               <w:rPr>
                 <w:rFonts w:ascii="Avenir Next" w:hAnsi="Avenir Next" w:cs="Avenir Next" w:eastAsia="Avenir Next"/>
                 <w:color w:val="5A5F66"/>
-                <w:sz w:val="21"/>
-                <w:szCs w:val="21"/>
+                <w:sz w:val="22"/>
+                <w:szCs w:val="22"/>
               </w:rPr>
               <w:t xml:space="preserve"> — </w:t>
             </w:r>
@@ -607,8 +607,8 @@
               <w:rPr>
                 <w:rFonts w:ascii="Avenir Next" w:hAnsi="Avenir Next" w:cs="Avenir Next" w:eastAsia="Avenir Next"/>
                 <w:color w:val="1A1A1A"/>
-                <w:sz w:val="21"/>
-                <w:szCs w:val="21"/>
+                <w:sz w:val="22"/>
+                <w:szCs w:val="22"/>
               </w:rPr>
               <w:t xml:space="preserve">a number with a decimal point, like 0.35</w:t>
             </w:r>
@@ -633,17 +633,17 @@
                 <w:rFonts w:ascii="Avenir Next" w:hAnsi="Avenir Next" w:cs="Avenir Next" w:eastAsia="Avenir Next"/>
                 <w:b/>
                 <w:color w:val="1A1A1A"/>
-                <w:sz w:val="21"/>
-                <w:szCs w:val="21"/>
-              </w:rPr>
-              <w:t xml:space="preserve">simplest form</w:t>
+                <w:sz w:val="22"/>
+                <w:szCs w:val="22"/>
+              </w:rPr>
+              <w:t xml:space="preserve">simplest form (forma más simple)</w:t>
             </w:r>
             <w:r>
               <w:rPr>
                 <w:rFonts w:ascii="Avenir Next" w:hAnsi="Avenir Next" w:cs="Avenir Next" w:eastAsia="Avenir Next"/>
                 <w:color w:val="5A5F66"/>
-                <w:sz w:val="21"/>
-                <w:szCs w:val="21"/>
+                <w:sz w:val="22"/>
+                <w:szCs w:val="22"/>
               </w:rPr>
               <w:t xml:space="preserve"> — </w:t>
             </w:r>
@@ -651,8 +651,8 @@
               <w:rPr>
                 <w:rFonts w:ascii="Avenir Next" w:hAnsi="Avenir Next" w:cs="Avenir Next" w:eastAsia="Avenir Next"/>
                 <w:color w:val="1A1A1A"/>
-                <w:sz w:val="21"/>
-                <w:szCs w:val="21"/>
+                <w:sz w:val="22"/>
+                <w:szCs w:val="22"/>
               </w:rPr>
               <w:t xml:space="preserve">top and bottom cannot be divided by the same number</w:t>
             </w:r>
@@ -666,17 +666,17 @@
                 <w:rFonts w:ascii="Avenir Next" w:hAnsi="Avenir Next" w:cs="Avenir Next" w:eastAsia="Avenir Next"/>
                 <w:b/>
                 <w:color w:val="1A1A1A"/>
-                <w:sz w:val="21"/>
-                <w:szCs w:val="21"/>
-              </w:rPr>
-              <w:t xml:space="preserve">hundredths</w:t>
+                <w:sz w:val="22"/>
+                <w:szCs w:val="22"/>
+              </w:rPr>
+              <w:t xml:space="preserve">hundredths (centésimas)</w:t>
             </w:r>
             <w:r>
               <w:rPr>
                 <w:rFonts w:ascii="Avenir Next" w:hAnsi="Avenir Next" w:cs="Avenir Next" w:eastAsia="Avenir Next"/>
                 <w:color w:val="5A5F66"/>
-                <w:sz w:val="21"/>
-                <w:szCs w:val="21"/>
+                <w:sz w:val="22"/>
+                <w:szCs w:val="22"/>
               </w:rPr>
               <w:t xml:space="preserve"> — </w:t>
             </w:r>
@@ -684,8 +684,8 @@
               <w:rPr>
                 <w:rFonts w:ascii="Avenir Next" w:hAnsi="Avenir Next" w:cs="Avenir Next" w:eastAsia="Avenir Next"/>
                 <w:color w:val="1A1A1A"/>
-                <w:sz w:val="21"/>
-                <w:szCs w:val="21"/>
+                <w:sz w:val="22"/>
+                <w:szCs w:val="22"/>
               </w:rPr>
               <w:t xml:space="preserve">parts out of 100</w:t>
             </w:r>
@@ -703,6 +703,7 @@
           <w:tab w:val="right" w:pos="9504"/>
         </w:tabs>
         <w:spacing w:before="90" w:after="50" w:line="240" w:lineRule="auto"/>
+        <w:outlineLvl w:val="1"/>
       </w:pPr>
       <w:r>
         <w:rPr>
@@ -710,8 +711,8 @@
           <w:b/>
           <w:color w:val="003A70"/>
           <w:spacing w:val="14"/>
-          <w:sz w:val="21"/>
-          <w:szCs w:val="21"/>
+          <w:sz w:val="22"/>
+          <w:szCs w:val="22"/>
         </w:rPr>
         <w:t xml:space="preserve">PRACTICE</w:t>
       </w:r>
@@ -821,8 +822,8 @@
                       <w:rFonts w:ascii="Avenir Next" w:hAnsi="Avenir Next" w:cs="Avenir Next" w:eastAsia="Avenir Next"/>
                       <w:b/>
                       <w:color w:val="1A1A1A"/>
-                      <w:sz w:val="22"/>
-                      <w:szCs w:val="22"/>
+                      <w:sz w:val="24"/>
+                      <w:szCs w:val="24"/>
                     </w:rPr>
                     <w:t xml:space="preserve">1.</w:t>
                   </w:r>
@@ -830,8 +831,8 @@
                     <w:rPr>
                       <w:rFonts w:ascii="Avenir Next" w:hAnsi="Avenir Next" w:cs="Avenir Next" w:eastAsia="Avenir Next"/>
                       <w:color w:val="1A1A1A"/>
-                      <w:sz w:val="22"/>
-                      <w:szCs w:val="22"/>
+                      <w:sz w:val="24"/>
+                      <w:szCs w:val="24"/>
                     </w:rPr>
                     <w:tab/>
                   </w:r>
@@ -839,8 +840,8 @@
                     <w:rPr>
                       <w:rFonts w:ascii="Avenir Next" w:hAnsi="Avenir Next" w:cs="Avenir Next" w:eastAsia="Avenir Next"/>
                       <w:color w:val="1A1A1A"/>
-                      <w:sz w:val="22"/>
-                      <w:szCs w:val="22"/>
+                      <w:sz w:val="24"/>
+                      <w:szCs w:val="24"/>
                     </w:rPr>
                     <w:t xml:space="preserve">Write the shaded part of the grid three ways.</w:t>
                   </w:r>
@@ -859,26 +860,26 @@
                       <w:rFonts w:ascii="Avenir Next" w:hAnsi="Avenir Next" w:cs="Avenir Next" w:eastAsia="Avenir Next"/>
                       <w:b/>
                       <w:color w:val="003A70"/>
-                      <w:sz w:val="18"/>
-                      <w:szCs w:val="18"/>
-                    </w:rPr>
-                    <w:t xml:space="preserve">Step 1</w:t>
-                  </w:r>
-                  <w:r>
-                    <w:rPr>
-                      <w:rFonts w:ascii="Avenir Next" w:hAnsi="Avenir Next" w:cs="Avenir Next" w:eastAsia="Avenir Next"/>
-                      <w:color w:val="1A1A1A"/>
-                      <w:sz w:val="18"/>
-                      <w:szCs w:val="18"/>
-                    </w:rPr>
-                    <w:tab/>
-                  </w:r>
-                  <w:r>
-                    <w:rPr>
-                      <w:rFonts w:ascii="Avenir Next" w:hAnsi="Avenir Next" w:cs="Avenir Next" w:eastAsia="Avenir Next"/>
-                      <w:color w:val="1A1A1A"/>
                       <w:sz w:val="21"/>
                       <w:szCs w:val="21"/>
+                    </w:rPr>
+                    <w:t xml:space="preserve">Step 1</w:t>
+                  </w:r>
+                  <w:r>
+                    <w:rPr>
+                      <w:rFonts w:ascii="Avenir Next" w:hAnsi="Avenir Next" w:cs="Avenir Next" w:eastAsia="Avenir Next"/>
+                      <w:color w:val="1A1A1A"/>
+                      <w:sz w:val="21"/>
+                      <w:szCs w:val="21"/>
+                    </w:rPr>
+                    <w:tab/>
+                  </w:r>
+                  <w:r>
+                    <w:rPr>
+                      <w:rFonts w:ascii="Avenir Next" w:hAnsi="Avenir Next" w:cs="Avenir Next" w:eastAsia="Avenir Next"/>
+                      <w:color w:val="1A1A1A"/>
+                      <w:sz w:val="22"/>
+                      <w:szCs w:val="22"/>
                     </w:rPr>
                     <w:t xml:space="preserve">Count the shaded squares out of 100.</w:t>
                   </w:r>
@@ -897,26 +898,26 @@
                       <w:rFonts w:ascii="Avenir Next" w:hAnsi="Avenir Next" w:cs="Avenir Next" w:eastAsia="Avenir Next"/>
                       <w:b/>
                       <w:color w:val="003A70"/>
-                      <w:sz w:val="18"/>
-                      <w:szCs w:val="18"/>
-                    </w:rPr>
-                    <w:t xml:space="preserve">Step 2</w:t>
-                  </w:r>
-                  <w:r>
-                    <w:rPr>
-                      <w:rFonts w:ascii="Avenir Next" w:hAnsi="Avenir Next" w:cs="Avenir Next" w:eastAsia="Avenir Next"/>
-                      <w:color w:val="1A1A1A"/>
-                      <w:sz w:val="18"/>
-                      <w:szCs w:val="18"/>
-                    </w:rPr>
-                    <w:tab/>
-                  </w:r>
-                  <w:r>
-                    <w:rPr>
-                      <w:rFonts w:ascii="Avenir Next" w:hAnsi="Avenir Next" w:cs="Avenir Next" w:eastAsia="Avenir Next"/>
-                      <w:color w:val="1A1A1A"/>
                       <w:sz w:val="21"/>
                       <w:szCs w:val="21"/>
+                    </w:rPr>
+                    <w:t xml:space="preserve">Step 2</w:t>
+                  </w:r>
+                  <w:r>
+                    <w:rPr>
+                      <w:rFonts w:ascii="Avenir Next" w:hAnsi="Avenir Next" w:cs="Avenir Next" w:eastAsia="Avenir Next"/>
+                      <w:color w:val="1A1A1A"/>
+                      <w:sz w:val="21"/>
+                      <w:szCs w:val="21"/>
+                    </w:rPr>
+                    <w:tab/>
+                  </w:r>
+                  <w:r>
+                    <w:rPr>
+                      <w:rFonts w:ascii="Avenir Next" w:hAnsi="Avenir Next" w:cs="Avenir Next" w:eastAsia="Avenir Next"/>
+                      <w:color w:val="1A1A1A"/>
+                      <w:sz w:val="22"/>
+                      <w:szCs w:val="22"/>
                     </w:rPr>
                     <w:t xml:space="preserve">Write that count over 100, then simplify.</w:t>
                   </w:r>
@@ -935,26 +936,26 @@
                       <w:rFonts w:ascii="Avenir Next" w:hAnsi="Avenir Next" w:cs="Avenir Next" w:eastAsia="Avenir Next"/>
                       <w:b/>
                       <w:color w:val="003A70"/>
-                      <w:sz w:val="18"/>
-                      <w:szCs w:val="18"/>
-                    </w:rPr>
-                    <w:t xml:space="preserve">Step 3</w:t>
-                  </w:r>
-                  <w:r>
-                    <w:rPr>
-                      <w:rFonts w:ascii="Avenir Next" w:hAnsi="Avenir Next" w:cs="Avenir Next" w:eastAsia="Avenir Next"/>
-                      <w:color w:val="1A1A1A"/>
-                      <w:sz w:val="18"/>
-                      <w:szCs w:val="18"/>
-                    </w:rPr>
-                    <w:tab/>
-                  </w:r>
-                  <w:r>
-                    <w:rPr>
-                      <w:rFonts w:ascii="Avenir Next" w:hAnsi="Avenir Next" w:cs="Avenir Next" w:eastAsia="Avenir Next"/>
-                      <w:color w:val="1A1A1A"/>
                       <w:sz w:val="21"/>
                       <w:szCs w:val="21"/>
+                    </w:rPr>
+                    <w:t xml:space="preserve">Step 3</w:t>
+                  </w:r>
+                  <w:r>
+                    <w:rPr>
+                      <w:rFonts w:ascii="Avenir Next" w:hAnsi="Avenir Next" w:cs="Avenir Next" w:eastAsia="Avenir Next"/>
+                      <w:color w:val="1A1A1A"/>
+                      <w:sz w:val="21"/>
+                      <w:szCs w:val="21"/>
+                    </w:rPr>
+                    <w:tab/>
+                  </w:r>
+                  <w:r>
+                    <w:rPr>
+                      <w:rFonts w:ascii="Avenir Next" w:hAnsi="Avenir Next" w:cs="Avenir Next" w:eastAsia="Avenir Next"/>
+                      <w:color w:val="1A1A1A"/>
+                      <w:sz w:val="22"/>
+                      <w:szCs w:val="22"/>
                     </w:rPr>
                     <w:t xml:space="preserve">Read the same hundredths as a decimal and a percent.</w:t>
                   </w:r>
@@ -973,8 +974,8 @@
                       <w:rFonts w:ascii="Avenir Next" w:hAnsi="Avenir Next" w:cs="Avenir Next" w:eastAsia="Avenir Next"/>
                       <w:b/>
                       <w:color w:val="003A70"/>
-                      <w:sz w:val="22"/>
-                      <w:szCs w:val="22"/>
+                      <w:sz w:val="24"/>
+                      <w:szCs w:val="24"/>
                     </w:rPr>
                     <w:t xml:space="preserve">a.</w:t>
                   </w:r>
@@ -982,8 +983,8 @@
                     <w:rPr>
                       <w:rFonts w:ascii="Avenir Next" w:hAnsi="Avenir Next" w:cs="Avenir Next" w:eastAsia="Avenir Next"/>
                       <w:color w:val="1A1A1A"/>
-                      <w:sz w:val="22"/>
-                      <w:szCs w:val="22"/>
+                      <w:sz w:val="24"/>
+                      <w:szCs w:val="24"/>
                     </w:rPr>
                     <w:tab/>
                   </w:r>
@@ -991,8 +992,8 @@
                     <w:rPr>
                       <w:rFonts w:ascii="Avenir Next" w:hAnsi="Avenir Next" w:cs="Avenir Next" w:eastAsia="Avenir Next"/>
                       <w:color w:val="1A1A1A"/>
-                      <w:sz w:val="22"/>
-                      <w:szCs w:val="22"/>
+                      <w:sz w:val="24"/>
+                      <w:szCs w:val="24"/>
                     </w:rPr>
                     <w:t xml:space="preserve">Fraction (simplest form)</w:t>
                   </w:r>
@@ -1000,8 +1001,8 @@
                     <w:rPr>
                       <w:rFonts w:ascii="Avenir Next" w:hAnsi="Avenir Next" w:cs="Avenir Next" w:eastAsia="Avenir Next"/>
                       <w:color w:val="1A1A1A"/>
-                      <w:sz w:val="22"/>
-                      <w:szCs w:val="22"/>
+                      <w:sz w:val="24"/>
+                      <w:szCs w:val="24"/>
                     </w:rPr>
                     <w:t xml:space="preserve">  </w:t>
                   </w:r>
@@ -1009,8 +1010,8 @@
                     <w:rPr>
                       <w:rFonts w:ascii="Avenir Next" w:hAnsi="Avenir Next" w:cs="Avenir Next" w:eastAsia="Avenir Next"/>
                       <w:color w:val="1A1A1A"/>
-                      <w:sz w:val="22"/>
-                      <w:szCs w:val="22"/>
+                      <w:sz w:val="24"/>
+                      <w:szCs w:val="24"/>
                       <w:u w:val="single"/>
                     </w:rPr>
                     <w:t xml:space="preserve">                      </w:t>
@@ -1030,8 +1031,8 @@
                       <w:rFonts w:ascii="Avenir Next" w:hAnsi="Avenir Next" w:cs="Avenir Next" w:eastAsia="Avenir Next"/>
                       <w:b/>
                       <w:color w:val="003A70"/>
-                      <w:sz w:val="22"/>
-                      <w:szCs w:val="22"/>
+                      <w:sz w:val="24"/>
+                      <w:szCs w:val="24"/>
                     </w:rPr>
                     <w:t xml:space="preserve">b.</w:t>
                   </w:r>
@@ -1039,8 +1040,8 @@
                     <w:rPr>
                       <w:rFonts w:ascii="Avenir Next" w:hAnsi="Avenir Next" w:cs="Avenir Next" w:eastAsia="Avenir Next"/>
                       <w:color w:val="1A1A1A"/>
-                      <w:sz w:val="22"/>
-                      <w:szCs w:val="22"/>
+                      <w:sz w:val="24"/>
+                      <w:szCs w:val="24"/>
                     </w:rPr>
                     <w:tab/>
                   </w:r>
@@ -1048,8 +1049,8 @@
                     <w:rPr>
                       <w:rFonts w:ascii="Avenir Next" w:hAnsi="Avenir Next" w:cs="Avenir Next" w:eastAsia="Avenir Next"/>
                       <w:color w:val="1A1A1A"/>
-                      <w:sz w:val="22"/>
-                      <w:szCs w:val="22"/>
+                      <w:sz w:val="24"/>
+                      <w:szCs w:val="24"/>
                     </w:rPr>
                     <w:t xml:space="preserve">Decimal</w:t>
                   </w:r>
@@ -1057,8 +1058,8 @@
                     <w:rPr>
                       <w:rFonts w:ascii="Avenir Next" w:hAnsi="Avenir Next" w:cs="Avenir Next" w:eastAsia="Avenir Next"/>
                       <w:color w:val="1A1A1A"/>
-                      <w:sz w:val="22"/>
-                      <w:szCs w:val="22"/>
+                      <w:sz w:val="24"/>
+                      <w:szCs w:val="24"/>
                     </w:rPr>
                     <w:t xml:space="preserve">  </w:t>
                   </w:r>
@@ -1066,8 +1067,8 @@
                     <w:rPr>
                       <w:rFonts w:ascii="Avenir Next" w:hAnsi="Avenir Next" w:cs="Avenir Next" w:eastAsia="Avenir Next"/>
                       <w:color w:val="1A1A1A"/>
-                      <w:sz w:val="22"/>
-                      <w:szCs w:val="22"/>
+                      <w:sz w:val="24"/>
+                      <w:szCs w:val="24"/>
                       <w:u w:val="single"/>
                     </w:rPr>
                     <w:t xml:space="preserve">                      </w:t>
@@ -1087,8 +1088,8 @@
                       <w:rFonts w:ascii="Avenir Next" w:hAnsi="Avenir Next" w:cs="Avenir Next" w:eastAsia="Avenir Next"/>
                       <w:b/>
                       <w:color w:val="003A70"/>
-                      <w:sz w:val="22"/>
-                      <w:szCs w:val="22"/>
+                      <w:sz w:val="24"/>
+                      <w:szCs w:val="24"/>
                     </w:rPr>
                     <w:t xml:space="preserve">c.</w:t>
                   </w:r>
@@ -1096,8 +1097,8 @@
                     <w:rPr>
                       <w:rFonts w:ascii="Avenir Next" w:hAnsi="Avenir Next" w:cs="Avenir Next" w:eastAsia="Avenir Next"/>
                       <w:color w:val="1A1A1A"/>
-                      <w:sz w:val="22"/>
-                      <w:szCs w:val="22"/>
+                      <w:sz w:val="24"/>
+                      <w:szCs w:val="24"/>
                     </w:rPr>
                     <w:tab/>
                   </w:r>
@@ -1105,8 +1106,8 @@
                     <w:rPr>
                       <w:rFonts w:ascii="Avenir Next" w:hAnsi="Avenir Next" w:cs="Avenir Next" w:eastAsia="Avenir Next"/>
                       <w:color w:val="1A1A1A"/>
-                      <w:sz w:val="22"/>
-                      <w:szCs w:val="22"/>
+                      <w:sz w:val="24"/>
+                      <w:szCs w:val="24"/>
                     </w:rPr>
                     <w:t xml:space="preserve">Percent</w:t>
                   </w:r>
@@ -1114,8 +1115,8 @@
                     <w:rPr>
                       <w:rFonts w:ascii="Avenir Next" w:hAnsi="Avenir Next" w:cs="Avenir Next" w:eastAsia="Avenir Next"/>
                       <w:color w:val="1A1A1A"/>
-                      <w:sz w:val="22"/>
-                      <w:szCs w:val="22"/>
+                      <w:sz w:val="24"/>
+                      <w:szCs w:val="24"/>
                     </w:rPr>
                     <w:t xml:space="preserve">  </w:t>
                   </w:r>
@@ -1123,8 +1124,8 @@
                     <w:rPr>
                       <w:rFonts w:ascii="Avenir Next" w:hAnsi="Avenir Next" w:cs="Avenir Next" w:eastAsia="Avenir Next"/>
                       <w:color w:val="1A1A1A"/>
-                      <w:sz w:val="22"/>
-                      <w:szCs w:val="22"/>
+                      <w:sz w:val="24"/>
+                      <w:szCs w:val="24"/>
                       <w:u w:val="single"/>
                     </w:rPr>
                     <w:t xml:space="preserve">                </w:t>
@@ -1133,8 +1134,8 @@
                     <w:rPr>
                       <w:rFonts w:ascii="Avenir Next" w:hAnsi="Avenir Next" w:cs="Avenir Next" w:eastAsia="Avenir Next"/>
                       <w:color w:val="1A1A1A"/>
-                      <w:sz w:val="22"/>
-                      <w:szCs w:val="22"/>
+                      <w:sz w:val="24"/>
+                      <w:szCs w:val="24"/>
                     </w:rPr>
                     <w:t xml:space="preserve"> %</w:t>
                   </w:r>
@@ -1252,8 +1253,8 @@
                 <w:rFonts w:ascii="Avenir Next" w:hAnsi="Avenir Next" w:cs="Avenir Next" w:eastAsia="Avenir Next"/>
                 <w:b/>
                 <w:color w:val="1A1A1A"/>
-                <w:sz w:val="22"/>
-                <w:szCs w:val="22"/>
+                <w:sz w:val="24"/>
+                <w:szCs w:val="24"/>
               </w:rPr>
               <w:t xml:space="preserve">2.</w:t>
             </w:r>
@@ -1261,8 +1262,8 @@
               <w:rPr>
                 <w:rFonts w:ascii="Avenir Next" w:hAnsi="Avenir Next" w:cs="Avenir Next" w:eastAsia="Avenir Next"/>
                 <w:color w:val="1A1A1A"/>
-                <w:sz w:val="22"/>
-                <w:szCs w:val="22"/>
+                <w:sz w:val="24"/>
+                <w:szCs w:val="24"/>
               </w:rPr>
               <w:tab/>
             </w:r>
@@ -1270,8 +1271,8 @@
               <w:rPr>
                 <w:rFonts w:ascii="Avenir Next" w:hAnsi="Avenir Next" w:cs="Avenir Next" w:eastAsia="Avenir Next"/>
                 <w:color w:val="1A1A1A"/>
-                <w:sz w:val="22"/>
-                <w:szCs w:val="22"/>
+                <w:sz w:val="24"/>
+                <w:szCs w:val="24"/>
               </w:rPr>
               <w:t xml:space="preserve">Complete the table. Write fractions in simplest form.</w:t>
             </w:r>
@@ -1290,8 +1291,8 @@
                 <w:rFonts w:ascii="Avenir Next" w:hAnsi="Avenir Next" w:cs="Avenir Next" w:eastAsia="Avenir Next"/>
                 <w:b/>
                 <w:color w:val="003A70"/>
-                <w:sz w:val="18"/>
-                <w:szCs w:val="18"/>
+                <w:sz w:val="21"/>
+                <w:szCs w:val="21"/>
               </w:rPr>
               <w:t xml:space="preserve">Step 1</w:t>
             </w:r>
@@ -1299,8 +1300,8 @@
               <w:rPr>
                 <w:rFonts w:ascii="Avenir Next" w:hAnsi="Avenir Next" w:cs="Avenir Next" w:eastAsia="Avenir Next"/>
                 <w:color w:val="1A1A1A"/>
-                <w:sz w:val="18"/>
-                <w:szCs w:val="18"/>
+                <w:sz w:val="21"/>
+                <w:szCs w:val="21"/>
               </w:rPr>
               <w:tab/>
             </w:r>
@@ -1308,8 +1309,8 @@
               <w:rPr>
                 <w:rFonts w:ascii="Avenir Next" w:hAnsi="Avenir Next" w:cs="Avenir Next" w:eastAsia="Avenir Next"/>
                 <w:color w:val="1A1A1A"/>
-                <w:sz w:val="21"/>
-                <w:szCs w:val="21"/>
+                <w:sz w:val="22"/>
+                <w:szCs w:val="22"/>
               </w:rPr>
               <w:t xml:space="preserve">Fraction to percent: make the bottom 100.</w:t>
             </w:r>
@@ -1328,8 +1329,8 @@
                 <w:rFonts w:ascii="Avenir Next" w:hAnsi="Avenir Next" w:cs="Avenir Next" w:eastAsia="Avenir Next"/>
                 <w:b/>
                 <w:color w:val="003A70"/>
-                <w:sz w:val="18"/>
-                <w:szCs w:val="18"/>
+                <w:sz w:val="21"/>
+                <w:szCs w:val="21"/>
               </w:rPr>
               <w:t xml:space="preserve">Step 2</w:t>
             </w:r>
@@ -1337,8 +1338,8 @@
               <w:rPr>
                 <w:rFonts w:ascii="Avenir Next" w:hAnsi="Avenir Next" w:cs="Avenir Next" w:eastAsia="Avenir Next"/>
                 <w:color w:val="1A1A1A"/>
-                <w:sz w:val="18"/>
-                <w:szCs w:val="18"/>
+                <w:sz w:val="21"/>
+                <w:szCs w:val="21"/>
               </w:rPr>
               <w:tab/>
             </w:r>
@@ -1346,8 +1347,8 @@
               <w:rPr>
                 <w:rFonts w:ascii="Avenir Next" w:hAnsi="Avenir Next" w:cs="Avenir Next" w:eastAsia="Avenir Next"/>
                 <w:color w:val="1A1A1A"/>
-                <w:sz w:val="21"/>
-                <w:szCs w:val="21"/>
+                <w:sz w:val="22"/>
+                <w:szCs w:val="22"/>
               </w:rPr>
               <w:t xml:space="preserve">Percent to fraction: write it over 100, then simplify.</w:t>
             </w:r>
@@ -1400,8 +1401,8 @@
                       <w:rFonts w:ascii="Avenir Next" w:hAnsi="Avenir Next" w:cs="Avenir Next" w:eastAsia="Avenir Next"/>
                       <w:b/>
                       <w:color w:val="1A1A1A"/>
-                      <w:sz w:val="21"/>
-                      <w:szCs w:val="21"/>
+                      <w:sz w:val="22"/>
+                      <w:szCs w:val="22"/>
                     </w:rPr>
                     <w:t xml:space="preserve">Fraction</w:t>
                   </w:r>
@@ -1423,8 +1424,8 @@
                       <w:rFonts w:ascii="Avenir Next" w:hAnsi="Avenir Next" w:cs="Avenir Next" w:eastAsia="Avenir Next"/>
                       <w:b/>
                       <w:color w:val="1A1A1A"/>
-                      <w:sz w:val="21"/>
-                      <w:szCs w:val="21"/>
+                      <w:sz w:val="22"/>
+                      <w:szCs w:val="22"/>
                     </w:rPr>
                     <w:t xml:space="preserve">Decimal</w:t>
                   </w:r>
@@ -1446,8 +1447,8 @@
                       <w:rFonts w:ascii="Avenir Next" w:hAnsi="Avenir Next" w:cs="Avenir Next" w:eastAsia="Avenir Next"/>
                       <w:b/>
                       <w:color w:val="1A1A1A"/>
-                      <w:sz w:val="21"/>
-                      <w:szCs w:val="21"/>
+                      <w:sz w:val="22"/>
+                      <w:szCs w:val="22"/>
                     </w:rPr>
                     <w:t xml:space="preserve">Percent</w:t>
                   </w:r>
@@ -1475,8 +1476,8 @@
                       <w:rFonts w:ascii="Avenir Next" w:hAnsi="Avenir Next" w:cs="Avenir Next" w:eastAsia="Avenir Next"/>
                       <w:b/>
                       <w:color w:val="1A1A1A"/>
-                      <w:sz w:val="21"/>
-                      <w:szCs w:val="21"/>
+                      <w:sz w:val="22"/>
+                      <w:szCs w:val="22"/>
                     </w:rPr>
                     <w:t xml:space="preserve">1/4</w:t>
                   </w:r>
@@ -1535,8 +1536,8 @@
                     <w:rPr>
                       <w:rFonts w:ascii="Avenir Next" w:hAnsi="Avenir Next" w:cs="Avenir Next" w:eastAsia="Avenir Next"/>
                       <w:color w:val="1A1A1A"/>
-                      <w:sz w:val="21"/>
-                      <w:szCs w:val="21"/>
+                      <w:sz w:val="22"/>
+                      <w:szCs w:val="22"/>
                     </w:rPr>
                     <w:t xml:space="preserve">0.7</w:t>
                   </w:r>
@@ -1595,8 +1596,8 @@
                     <w:rPr>
                       <w:rFonts w:ascii="Avenir Next" w:hAnsi="Avenir Next" w:cs="Avenir Next" w:eastAsia="Avenir Next"/>
                       <w:color w:val="1A1A1A"/>
-                      <w:sz w:val="21"/>
-                      <w:szCs w:val="21"/>
+                      <w:sz w:val="22"/>
+                      <w:szCs w:val="22"/>
                     </w:rPr>
                     <w:t xml:space="preserve">8%</w:t>
                   </w:r>
@@ -1644,8 +1645,8 @@
                     <w:rPr>
                       <w:rFonts w:ascii="Avenir Next" w:hAnsi="Avenir Next" w:cs="Avenir Next" w:eastAsia="Avenir Next"/>
                       <w:color w:val="1A1A1A"/>
-                      <w:sz w:val="21"/>
-                      <w:szCs w:val="21"/>
+                      <w:sz w:val="22"/>
+                      <w:szCs w:val="22"/>
                     </w:rPr>
                     <w:t xml:space="preserve">65%</w:t>
                   </w:r>
@@ -1673,8 +1674,8 @@
                       <w:rFonts w:ascii="Avenir Next" w:hAnsi="Avenir Next" w:cs="Avenir Next" w:eastAsia="Avenir Next"/>
                       <w:b/>
                       <w:color w:val="1A1A1A"/>
-                      <w:sz w:val="21"/>
-                      <w:szCs w:val="21"/>
+                      <w:sz w:val="22"/>
+                      <w:szCs w:val="22"/>
                     </w:rPr>
                     <w:t xml:space="preserve">3/5</w:t>
                   </w:r>
@@ -1769,8 +1770,8 @@
                 <w:rFonts w:ascii="Avenir Next" w:hAnsi="Avenir Next" w:cs="Avenir Next" w:eastAsia="Avenir Next"/>
                 <w:b/>
                 <w:color w:val="1A1A1A"/>
-                <w:sz w:val="22"/>
-                <w:szCs w:val="22"/>
+                <w:sz w:val="24"/>
+                <w:szCs w:val="24"/>
               </w:rPr>
               <w:t xml:space="preserve">3.</w:t>
             </w:r>
@@ -1778,8 +1779,8 @@
               <w:rPr>
                 <w:rFonts w:ascii="Avenir Next" w:hAnsi="Avenir Next" w:cs="Avenir Next" w:eastAsia="Avenir Next"/>
                 <w:color w:val="1A1A1A"/>
-                <w:sz w:val="22"/>
-                <w:szCs w:val="22"/>
+                <w:sz w:val="24"/>
+                <w:szCs w:val="24"/>
               </w:rPr>
               <w:tab/>
             </w:r>
@@ -1788,8 +1789,8 @@
                 <w:rFonts w:ascii="Avenir Next" w:hAnsi="Avenir Next" w:cs="Avenir Next" w:eastAsia="Avenir Next"/>
                 <w:b/>
                 <w:color w:val="1A1A1A"/>
-                <w:sz w:val="22"/>
-                <w:szCs w:val="22"/>
+                <w:sz w:val="24"/>
+                <w:szCs w:val="24"/>
               </w:rPr>
               <w:t xml:space="preserve">Soccer Practice.  </w:t>
             </w:r>
@@ -1797,8 +1798,8 @@
               <w:rPr>
                 <w:rFonts w:ascii="Avenir Next" w:hAnsi="Avenir Next" w:cs="Avenir Next" w:eastAsia="Avenir Next"/>
                 <w:color w:val="1A1A1A"/>
-                <w:sz w:val="22"/>
-                <w:szCs w:val="22"/>
+                <w:sz w:val="24"/>
+                <w:szCs w:val="24"/>
               </w:rPr>
               <w:t xml:space="preserve">Amara </w:t>
             </w:r>
@@ -1807,8 +1808,8 @@
                 <w:rFonts w:ascii="Avenir Next" w:hAnsi="Avenir Next" w:cs="Avenir Next" w:eastAsia="Avenir Next"/>
                 <w:b/>
                 <w:color w:val="1A1A1A"/>
-                <w:sz w:val="22"/>
-                <w:szCs w:val="22"/>
+                <w:sz w:val="24"/>
+                <w:szCs w:val="24"/>
               </w:rPr>
               <w:t xml:space="preserve">scored</w:t>
             </w:r>
@@ -1816,8 +1817,8 @@
               <w:rPr>
                 <w:rFonts w:ascii="Avenir Next" w:hAnsi="Avenir Next" w:cs="Avenir Next" w:eastAsia="Avenir Next"/>
                 <w:color w:val="1A1A1A"/>
-                <w:sz w:val="22"/>
-                <w:szCs w:val="22"/>
+                <w:sz w:val="24"/>
+                <w:szCs w:val="24"/>
               </w:rPr>
               <w:t xml:space="preserve"> on 11 of her 25 shots. Write 11 out of 25 as a fraction, a decimal, and a percent.</w:t>
             </w:r>
@@ -1836,8 +1837,8 @@
                 <w:rFonts w:ascii="Avenir Next" w:hAnsi="Avenir Next" w:cs="Avenir Next" w:eastAsia="Avenir Next"/>
                 <w:b/>
                 <w:color w:val="003A70"/>
-                <w:sz w:val="18"/>
-                <w:szCs w:val="18"/>
+                <w:sz w:val="21"/>
+                <w:szCs w:val="21"/>
               </w:rPr>
               <w:t xml:space="preserve">Step 1</w:t>
             </w:r>
@@ -1845,8 +1846,8 @@
               <w:rPr>
                 <w:rFonts w:ascii="Avenir Next" w:hAnsi="Avenir Next" w:cs="Avenir Next" w:eastAsia="Avenir Next"/>
                 <w:color w:val="1A1A1A"/>
-                <w:sz w:val="18"/>
-                <w:szCs w:val="18"/>
+                <w:sz w:val="21"/>
+                <w:szCs w:val="21"/>
               </w:rPr>
               <w:tab/>
             </w:r>
@@ -1854,8 +1855,8 @@
               <w:rPr>
                 <w:rFonts w:ascii="Avenir Next" w:hAnsi="Avenir Next" w:cs="Avenir Next" w:eastAsia="Avenir Next"/>
                 <w:color w:val="1A1A1A"/>
-                <w:sz w:val="21"/>
-                <w:szCs w:val="21"/>
+                <w:sz w:val="22"/>
+                <w:szCs w:val="22"/>
               </w:rPr>
               <w:t xml:space="preserve">First write the fraction 11/25.</w:t>
             </w:r>
@@ -1874,8 +1875,8 @@
                 <w:rFonts w:ascii="Avenir Next" w:hAnsi="Avenir Next" w:cs="Avenir Next" w:eastAsia="Avenir Next"/>
                 <w:b/>
                 <w:color w:val="003A70"/>
-                <w:sz w:val="18"/>
-                <w:szCs w:val="18"/>
+                <w:sz w:val="21"/>
+                <w:szCs w:val="21"/>
               </w:rPr>
               <w:t xml:space="preserve">Step 2</w:t>
             </w:r>
@@ -1883,8 +1884,8 @@
               <w:rPr>
                 <w:rFonts w:ascii="Avenir Next" w:hAnsi="Avenir Next" w:cs="Avenir Next" w:eastAsia="Avenir Next"/>
                 <w:color w:val="1A1A1A"/>
-                <w:sz w:val="18"/>
-                <w:szCs w:val="18"/>
+                <w:sz w:val="21"/>
+                <w:szCs w:val="21"/>
               </w:rPr>
               <w:tab/>
             </w:r>
@@ -1892,8 +1893,8 @@
               <w:rPr>
                 <w:rFonts w:ascii="Avenir Next" w:hAnsi="Avenir Next" w:cs="Avenir Next" w:eastAsia="Avenir Next"/>
                 <w:color w:val="1A1A1A"/>
-                <w:sz w:val="21"/>
-                <w:szCs w:val="21"/>
+                <w:sz w:val="22"/>
+                <w:szCs w:val="22"/>
               </w:rPr>
               <w:t xml:space="preserve">Then multiply the top and bottom by 4 to get a bottom of 100.</w:t>
             </w:r>
@@ -1931,7 +1932,7 @@
             <w:tr>
               <w:trPr>
                 <w:cantSplit/>
-                <w:trHeight w:val="1107" w:hRule="atLeast"/>
+                <w:trHeight w:val="1350" w:hRule="atLeast"/>
               </w:trPr>
               <w:tc>
                 <w:tcPr>
@@ -1969,8 +1970,8 @@
                 <w:rFonts w:ascii="Avenir Next" w:hAnsi="Avenir Next" w:cs="Avenir Next" w:eastAsia="Avenir Next"/>
                 <w:b/>
                 <w:color w:val="1A1A1A"/>
-                <w:sz w:val="18"/>
-                <w:szCs w:val="18"/>
+                <w:sz w:val="21"/>
+                <w:szCs w:val="21"/>
               </w:rPr>
               <w:t xml:space="preserve">Fraction, decimal, percent</w:t>
             </w:r>
@@ -1978,8 +1979,8 @@
               <w:rPr>
                 <w:rFonts w:ascii="Avenir Next" w:hAnsi="Avenir Next" w:cs="Avenir Next" w:eastAsia="Avenir Next"/>
                 <w:color w:val="1A1A1A"/>
-                <w:sz w:val="18"/>
-                <w:szCs w:val="18"/>
+                <w:sz w:val="21"/>
+                <w:szCs w:val="21"/>
               </w:rPr>
               <w:tab/>
             </w:r>
@@ -2044,8 +2045,8 @@
                 <w:rFonts w:ascii="Avenir Next" w:hAnsi="Avenir Next" w:cs="Avenir Next" w:eastAsia="Avenir Next"/>
                 <w:b/>
                 <w:color w:val="1A1A1A"/>
-                <w:sz w:val="22"/>
-                <w:szCs w:val="22"/>
+                <w:sz w:val="24"/>
+                <w:szCs w:val="24"/>
               </w:rPr>
               <w:t xml:space="preserve">4.</w:t>
             </w:r>
@@ -2053,8 +2054,8 @@
               <w:rPr>
                 <w:rFonts w:ascii="Avenir Next" w:hAnsi="Avenir Next" w:cs="Avenir Next" w:eastAsia="Avenir Next"/>
                 <w:color w:val="1A1A1A"/>
-                <w:sz w:val="22"/>
-                <w:szCs w:val="22"/>
+                <w:sz w:val="24"/>
+                <w:szCs w:val="24"/>
               </w:rPr>
               <w:tab/>
             </w:r>
@@ -2063,8 +2064,8 @@
                 <w:rFonts w:ascii="Avenir Next" w:hAnsi="Avenir Next" w:cs="Avenir Next" w:eastAsia="Avenir Next"/>
                 <w:b/>
                 <w:color w:val="1A1A1A"/>
-                <w:sz w:val="22"/>
-                <w:szCs w:val="22"/>
+                <w:sz w:val="24"/>
+                <w:szCs w:val="24"/>
               </w:rPr>
               <w:t xml:space="preserve">Find the Error.  </w:t>
             </w:r>
@@ -2072,8 +2073,8 @@
               <w:rPr>
                 <w:rFonts w:ascii="Avenir Next" w:hAnsi="Avenir Next" w:cs="Avenir Next" w:eastAsia="Avenir Next"/>
                 <w:color w:val="1A1A1A"/>
-                <w:sz w:val="22"/>
-                <w:szCs w:val="22"/>
+                <w:sz w:val="24"/>
+                <w:szCs w:val="24"/>
               </w:rPr>
               <w:t xml:space="preserve">Destiny wrote 3/4 = 0.34 = 34%. Explain her mistake. Write 3/4 correctly.</w:t>
             </w:r>
@@ -2099,8 +2100,8 @@
                 <w:rFonts w:ascii="Avenir Next" w:hAnsi="Avenir Next" w:cs="Avenir Next" w:eastAsia="Avenir Next"/>
                 <w:i/>
                 <w:color w:val="1A1A1A"/>
-                <w:sz w:val="18"/>
-                <w:szCs w:val="18"/>
+                <w:sz w:val="21"/>
+                <w:szCs w:val="21"/>
               </w:rPr>
               <w:t xml:space="preserve">Destiny’s mistake is </w:t>
             </w:r>
@@ -2108,8 +2109,8 @@
               <w:rPr>
                 <w:rFonts w:ascii="Avenir Next" w:hAnsi="Avenir Next" w:cs="Avenir Next" w:eastAsia="Avenir Next"/>
                 <w:color w:val="1A1A1A"/>
-                <w:sz w:val="18"/>
-                <w:szCs w:val="18"/>
+                <w:sz w:val="21"/>
+                <w:szCs w:val="21"/>
                 <w:u w:val="single"/>
               </w:rPr>
               <w:t xml:space="preserve">      </w:t>
@@ -2119,8 +2120,8 @@
                 <w:rFonts w:ascii="Avenir Next" w:hAnsi="Avenir Next" w:cs="Avenir Next" w:eastAsia="Avenir Next"/>
                 <w:i/>
                 <w:color w:val="1A1A1A"/>
-                <w:sz w:val="18"/>
-                <w:szCs w:val="18"/>
+                <w:sz w:val="21"/>
+                <w:szCs w:val="21"/>
               </w:rPr>
               <w:t xml:space="preserve">. 3/4 = </w:t>
             </w:r>
@@ -2128,8 +2129,8 @@
               <w:rPr>
                 <w:rFonts w:ascii="Avenir Next" w:hAnsi="Avenir Next" w:cs="Avenir Next" w:eastAsia="Avenir Next"/>
                 <w:color w:val="1A1A1A"/>
-                <w:sz w:val="18"/>
-                <w:szCs w:val="18"/>
+                <w:sz w:val="21"/>
+                <w:szCs w:val="21"/>
                 <w:u w:val="single"/>
               </w:rPr>
               <w:t xml:space="preserve">      </w:t>
@@ -2139,8 +2140,8 @@
                 <w:rFonts w:ascii="Avenir Next" w:hAnsi="Avenir Next" w:cs="Avenir Next" w:eastAsia="Avenir Next"/>
                 <w:i/>
                 <w:color w:val="1A1A1A"/>
-                <w:sz w:val="18"/>
-                <w:szCs w:val="18"/>
+                <w:sz w:val="21"/>
+                <w:szCs w:val="21"/>
               </w:rPr>
               <w:t xml:space="preserve">/100, so 3/4 = </w:t>
             </w:r>
@@ -2148,8 +2149,8 @@
               <w:rPr>
                 <w:rFonts w:ascii="Avenir Next" w:hAnsi="Avenir Next" w:cs="Avenir Next" w:eastAsia="Avenir Next"/>
                 <w:color w:val="1A1A1A"/>
-                <w:sz w:val="18"/>
-                <w:szCs w:val="18"/>
+                <w:sz w:val="21"/>
+                <w:szCs w:val="21"/>
                 <w:u w:val="single"/>
               </w:rPr>
               <w:t xml:space="preserve">      </w:t>
@@ -2159,8 +2160,8 @@
                 <w:rFonts w:ascii="Avenir Next" w:hAnsi="Avenir Next" w:cs="Avenir Next" w:eastAsia="Avenir Next"/>
                 <w:i/>
                 <w:color w:val="1A1A1A"/>
-                <w:sz w:val="18"/>
-                <w:szCs w:val="18"/>
+                <w:sz w:val="21"/>
+                <w:szCs w:val="21"/>
               </w:rPr>
               <w:t xml:space="preserve"> = </w:t>
             </w:r>
@@ -2168,8 +2169,8 @@
               <w:rPr>
                 <w:rFonts w:ascii="Avenir Next" w:hAnsi="Avenir Next" w:cs="Avenir Next" w:eastAsia="Avenir Next"/>
                 <w:color w:val="1A1A1A"/>
-                <w:sz w:val="18"/>
-                <w:szCs w:val="18"/>
+                <w:sz w:val="21"/>
+                <w:szCs w:val="21"/>
                 <w:u w:val="single"/>
               </w:rPr>
               <w:t xml:space="preserve">      </w:t>
@@ -2179,8 +2180,8 @@
                 <w:rFonts w:ascii="Avenir Next" w:hAnsi="Avenir Next" w:cs="Avenir Next" w:eastAsia="Avenir Next"/>
                 <w:i/>
                 <w:color w:val="1A1A1A"/>
-                <w:sz w:val="18"/>
-                <w:szCs w:val="18"/>
+                <w:sz w:val="21"/>
+                <w:szCs w:val="21"/>
               </w:rPr>
               <w:t xml:space="preserve">%.</w:t>
             </w:r>
@@ -2461,8 +2462,8 @@
         <w:rPr>
           <w:rFonts w:ascii="Avenir Next" w:hAnsi="Avenir Next" w:cs="Avenir Next" w:eastAsia="Avenir Next"/>
           <w:color w:val="1A1A1A"/>
-          <w:sz w:val="22"/>
-          <w:szCs w:val="22"/>
+          <w:sz w:val="23"/>
+          <w:szCs w:val="23"/>
         </w:rPr>
         <w:t xml:space="preserve">Name</w:t>
       </w:r>
@@ -2470,8 +2471,8 @@
         <w:rPr>
           <w:rFonts w:ascii="Avenir Next" w:hAnsi="Avenir Next" w:cs="Avenir Next" w:eastAsia="Avenir Next"/>
           <w:color w:val="1A1A1A"/>
-          <w:sz w:val="22"/>
-          <w:szCs w:val="22"/>
+          <w:sz w:val="23"/>
+          <w:szCs w:val="23"/>
         </w:rPr>
         <w:tab/>
       </w:r>
@@ -2479,8 +2480,8 @@
         <w:rPr>
           <w:rFonts w:ascii="Avenir Next" w:hAnsi="Avenir Next" w:cs="Avenir Next" w:eastAsia="Avenir Next"/>
           <w:color w:val="1A1A1A"/>
-          <w:sz w:val="22"/>
-          <w:szCs w:val="22"/>
+          <w:sz w:val="23"/>
+          <w:szCs w:val="23"/>
         </w:rPr>
         <w:t xml:space="preserve">   Date</w:t>
       </w:r>
@@ -2488,8 +2489,8 @@
         <w:rPr>
           <w:rFonts w:ascii="Avenir Next" w:hAnsi="Avenir Next" w:cs="Avenir Next" w:eastAsia="Avenir Next"/>
           <w:color w:val="1A1A1A"/>
-          <w:sz w:val="22"/>
-          <w:szCs w:val="22"/>
+          <w:sz w:val="23"/>
+          <w:szCs w:val="23"/>
         </w:rPr>
         <w:tab/>
       </w:r>
@@ -2497,8 +2498,8 @@
         <w:rPr>
           <w:rFonts w:ascii="Avenir Next" w:hAnsi="Avenir Next" w:cs="Avenir Next" w:eastAsia="Avenir Next"/>
           <w:color w:val="1A1A1A"/>
-          <w:sz w:val="22"/>
-          <w:szCs w:val="22"/>
+          <w:sz w:val="23"/>
+          <w:szCs w:val="23"/>
         </w:rPr>
         <w:t xml:space="preserve">   Period</w:t>
       </w:r>
@@ -2506,8 +2507,8 @@
         <w:rPr>
           <w:rFonts w:ascii="Avenir Next" w:hAnsi="Avenir Next" w:cs="Avenir Next" w:eastAsia="Avenir Next"/>
           <w:color w:val="1A1A1A"/>
-          <w:sz w:val="22"/>
-          <w:szCs w:val="22"/>
+          <w:sz w:val="23"/>
+          <w:szCs w:val="23"/>
         </w:rPr>
         <w:tab/>
       </w:r>
@@ -2524,8 +2525,8 @@
           <w:caps/>
           <w:color w:val="003A70"/>
           <w:spacing w:val="12"/>
-          <w:sz w:val="21"/>
-          <w:szCs w:val="21"/>
+          <w:sz w:val="22"/>
+          <w:szCs w:val="22"/>
         </w:rPr>
         <w:t xml:space="preserve">Lesson 4-2  ·  Homework Packet  ·  Level 1  ·  Sheet 2 of 2</w:t>
       </w:r>
@@ -2560,7 +2561,7 @@
           <w:sz w:val="17"/>
           <w:szCs w:val="17"/>
         </w:rPr>
-        <w:t xml:space="preserve">Maryland Standard 6.RP.A.3c   ·   Learning target — I can compare and order values written as fractions, decimals, and percents.</w:t>
+        <w:t xml:space="preserve">Maryland Standard 6.AT.4   ·   Learning target — I can compare and order values written as fractions, decimals, and percents.</w:t>
       </w:r>
     </w:p>
     <w:p>
@@ -2631,8 +2632,8 @@
                 <w:rFonts w:ascii="Avenir Next" w:hAnsi="Avenir Next" w:cs="Avenir Next" w:eastAsia="Avenir Next"/>
                 <w:b/>
                 <w:color w:val="003A70"/>
-                <w:sz w:val="18"/>
-                <w:szCs w:val="18"/>
+                <w:sz w:val="22"/>
+                <w:szCs w:val="22"/>
               </w:rPr>
               <w:t xml:space="preserve">•</w:t>
             </w:r>
@@ -2640,8 +2641,8 @@
               <w:rPr>
                 <w:rFonts w:ascii="Avenir Next" w:hAnsi="Avenir Next" w:cs="Avenir Next" w:eastAsia="Avenir Next"/>
                 <w:color w:val="1A1A1A"/>
-                <w:sz w:val="18"/>
-                <w:szCs w:val="18"/>
+                <w:sz w:val="22"/>
+                <w:szCs w:val="22"/>
               </w:rPr>
               <w:tab/>
             </w:r>
@@ -2649,8 +2650,8 @@
               <w:rPr>
                 <w:rFonts w:ascii="Avenir Next" w:hAnsi="Avenir Next" w:cs="Avenir Next" w:eastAsia="Avenir Next"/>
                 <w:color w:val="1A1A1A"/>
-                <w:sz w:val="18"/>
-                <w:szCs w:val="18"/>
+                <w:sz w:val="22"/>
+                <w:szCs w:val="22"/>
               </w:rPr>
               <w:t xml:space="preserve">Write every value in the </w:t>
             </w:r>
@@ -2659,8 +2660,8 @@
                 <w:rFonts w:ascii="Avenir Next" w:hAnsi="Avenir Next" w:cs="Avenir Next" w:eastAsia="Avenir Next"/>
                 <w:b/>
                 <w:color w:val="1A1A1A"/>
-                <w:sz w:val="18"/>
-                <w:szCs w:val="18"/>
+                <w:sz w:val="22"/>
+                <w:szCs w:val="22"/>
               </w:rPr>
               <w:t xml:space="preserve">same form</w:t>
             </w:r>
@@ -2668,8 +2669,8 @@
               <w:rPr>
                 <w:rFonts w:ascii="Avenir Next" w:hAnsi="Avenir Next" w:cs="Avenir Next" w:eastAsia="Avenir Next"/>
                 <w:color w:val="1A1A1A"/>
-                <w:sz w:val="18"/>
-                <w:szCs w:val="18"/>
+                <w:sz w:val="22"/>
+                <w:szCs w:val="22"/>
               </w:rPr>
               <w:t xml:space="preserve"> (all percents).</w:t>
             </w:r>
@@ -2687,8 +2688,8 @@
                 <w:rFonts w:ascii="Avenir Next" w:hAnsi="Avenir Next" w:cs="Avenir Next" w:eastAsia="Avenir Next"/>
                 <w:b/>
                 <w:color w:val="003A70"/>
-                <w:sz w:val="18"/>
-                <w:szCs w:val="18"/>
+                <w:sz w:val="22"/>
+                <w:szCs w:val="22"/>
               </w:rPr>
               <w:t xml:space="preserve">•</w:t>
             </w:r>
@@ -2696,8 +2697,8 @@
               <w:rPr>
                 <w:rFonts w:ascii="Avenir Next" w:hAnsi="Avenir Next" w:cs="Avenir Next" w:eastAsia="Avenir Next"/>
                 <w:color w:val="1A1A1A"/>
-                <w:sz w:val="18"/>
-                <w:szCs w:val="18"/>
+                <w:sz w:val="22"/>
+                <w:szCs w:val="22"/>
               </w:rPr>
               <w:tab/>
             </w:r>
@@ -2705,8 +2706,8 @@
               <w:rPr>
                 <w:rFonts w:ascii="Avenir Next" w:hAnsi="Avenir Next" w:cs="Avenir Next" w:eastAsia="Avenir Next"/>
                 <w:color w:val="1A1A1A"/>
-                <w:sz w:val="18"/>
-                <w:szCs w:val="18"/>
+                <w:sz w:val="22"/>
+                <w:szCs w:val="22"/>
               </w:rPr>
               <w:t xml:space="preserve">Hundredths are the bridge: 0.4 = 0.40 = 40%.</w:t>
             </w:r>
@@ -2724,8 +2725,8 @@
                 <w:rFonts w:ascii="Avenir Next" w:hAnsi="Avenir Next" w:cs="Avenir Next" w:eastAsia="Avenir Next"/>
                 <w:b/>
                 <w:color w:val="003A70"/>
-                <w:sz w:val="18"/>
-                <w:szCs w:val="18"/>
+                <w:sz w:val="22"/>
+                <w:szCs w:val="22"/>
               </w:rPr>
               <w:t xml:space="preserve">•</w:t>
             </w:r>
@@ -2733,8 +2734,8 @@
               <w:rPr>
                 <w:rFonts w:ascii="Avenir Next" w:hAnsi="Avenir Next" w:cs="Avenir Next" w:eastAsia="Avenir Next"/>
                 <w:color w:val="1A1A1A"/>
-                <w:sz w:val="18"/>
-                <w:szCs w:val="18"/>
+                <w:sz w:val="22"/>
+                <w:szCs w:val="22"/>
               </w:rPr>
               <w:tab/>
             </w:r>
@@ -2742,8 +2743,8 @@
               <w:rPr>
                 <w:rFonts w:ascii="Avenir Next" w:hAnsi="Avenir Next" w:cs="Avenir Next" w:eastAsia="Avenir Next"/>
                 <w:color w:val="1A1A1A"/>
-                <w:sz w:val="18"/>
-                <w:szCs w:val="18"/>
+                <w:sz w:val="22"/>
+                <w:szCs w:val="22"/>
               </w:rPr>
               <w:t xml:space="preserve">Benchmarks: 1/4 = 25%, 1/2 = 50%, 3/4 = 75%.</w:t>
             </w:r>
@@ -2779,8 +2780,8 @@
               <w:rPr>
                 <w:rFonts w:ascii="Avenir Next" w:hAnsi="Avenir Next" w:cs="Avenir Next" w:eastAsia="Avenir Next"/>
                 <w:color w:val="1A1A1A"/>
-                <w:sz w:val="17"/>
-                <w:szCs w:val="17"/>
+                <w:sz w:val="21"/>
+                <w:szCs w:val="21"/>
               </w:rPr>
               <w:t xml:space="preserve">Order from least to greatest: 0.3, 7/20, 32%.</w:t>
             </w:r>
@@ -2798,8 +2799,8 @@
                 <w:rFonts w:ascii="Avenir Next" w:hAnsi="Avenir Next" w:cs="Avenir Next" w:eastAsia="Avenir Next"/>
                 <w:b/>
                 <w:color w:val="003A70"/>
-                <w:sz w:val="17"/>
-                <w:szCs w:val="17"/>
+                <w:sz w:val="21"/>
+                <w:szCs w:val="21"/>
               </w:rPr>
               <w:t xml:space="preserve">Step 1</w:t>
             </w:r>
@@ -2807,8 +2808,8 @@
               <w:rPr>
                 <w:rFonts w:ascii="Avenir Next" w:hAnsi="Avenir Next" w:cs="Avenir Next" w:eastAsia="Avenir Next"/>
                 <w:color w:val="1A1A1A"/>
-                <w:sz w:val="17"/>
-                <w:szCs w:val="17"/>
+                <w:sz w:val="21"/>
+                <w:szCs w:val="21"/>
               </w:rPr>
               <w:tab/>
             </w:r>
@@ -2816,8 +2817,8 @@
               <w:rPr>
                 <w:rFonts w:ascii="Avenir Next" w:hAnsi="Avenir Next" w:cs="Avenir Next" w:eastAsia="Avenir Next"/>
                 <w:color w:val="1A1A1A"/>
-                <w:sz w:val="17"/>
-                <w:szCs w:val="17"/>
+                <w:sz w:val="21"/>
+                <w:szCs w:val="21"/>
               </w:rPr>
               <w:t xml:space="preserve">0.3 = 0.30 = 30%</w:t>
             </w:r>
@@ -2835,8 +2836,8 @@
                 <w:rFonts w:ascii="Avenir Next" w:hAnsi="Avenir Next" w:cs="Avenir Next" w:eastAsia="Avenir Next"/>
                 <w:b/>
                 <w:color w:val="003A70"/>
-                <w:sz w:val="17"/>
-                <w:szCs w:val="17"/>
+                <w:sz w:val="21"/>
+                <w:szCs w:val="21"/>
               </w:rPr>
               <w:t xml:space="preserve">Step 2</w:t>
             </w:r>
@@ -2844,8 +2845,8 @@
               <w:rPr>
                 <w:rFonts w:ascii="Avenir Next" w:hAnsi="Avenir Next" w:cs="Avenir Next" w:eastAsia="Avenir Next"/>
                 <w:color w:val="1A1A1A"/>
-                <w:sz w:val="17"/>
-                <w:szCs w:val="17"/>
+                <w:sz w:val="21"/>
+                <w:szCs w:val="21"/>
               </w:rPr>
               <w:tab/>
             </w:r>
@@ -2853,8 +2854,8 @@
               <w:rPr>
                 <w:rFonts w:ascii="Avenir Next" w:hAnsi="Avenir Next" w:cs="Avenir Next" w:eastAsia="Avenir Next"/>
                 <w:color w:val="1A1A1A"/>
-                <w:sz w:val="17"/>
-                <w:szCs w:val="17"/>
+                <w:sz w:val="21"/>
+                <w:szCs w:val="21"/>
               </w:rPr>
               <w:t xml:space="preserve">7/20 = 35/100 = 35%</w:t>
             </w:r>
@@ -2872,8 +2873,8 @@
                 <w:rFonts w:ascii="Avenir Next" w:hAnsi="Avenir Next" w:cs="Avenir Next" w:eastAsia="Avenir Next"/>
                 <w:b/>
                 <w:color w:val="003A70"/>
-                <w:sz w:val="17"/>
-                <w:szCs w:val="17"/>
+                <w:sz w:val="21"/>
+                <w:szCs w:val="21"/>
               </w:rPr>
               <w:t xml:space="preserve">Step 3</w:t>
             </w:r>
@@ -2881,8 +2882,8 @@
               <w:rPr>
                 <w:rFonts w:ascii="Avenir Next" w:hAnsi="Avenir Next" w:cs="Avenir Next" w:eastAsia="Avenir Next"/>
                 <w:color w:val="1A1A1A"/>
-                <w:sz w:val="17"/>
-                <w:szCs w:val="17"/>
+                <w:sz w:val="21"/>
+                <w:szCs w:val="21"/>
               </w:rPr>
               <w:tab/>
             </w:r>
@@ -2890,8 +2891,8 @@
               <w:rPr>
                 <w:rFonts w:ascii="Avenir Next" w:hAnsi="Avenir Next" w:cs="Avenir Next" w:eastAsia="Avenir Next"/>
                 <w:color w:val="1A1A1A"/>
-                <w:sz w:val="17"/>
-                <w:szCs w:val="17"/>
+                <w:sz w:val="21"/>
+                <w:szCs w:val="21"/>
               </w:rPr>
               <w:t xml:space="preserve">Compare: 30% &lt; 32% &lt; 35%</w:t>
             </w:r>
@@ -2909,8 +2910,8 @@
                 <w:rFonts w:ascii="Avenir Next" w:hAnsi="Avenir Next" w:cs="Avenir Next" w:eastAsia="Avenir Next"/>
                 <w:b/>
                 <w:color w:val="1A1A1A"/>
-                <w:sz w:val="17"/>
-                <w:szCs w:val="17"/>
+                <w:sz w:val="21"/>
+                <w:szCs w:val="21"/>
               </w:rPr>
               <w:t xml:space="preserve">Answer</w:t>
             </w:r>
@@ -2918,8 +2919,8 @@
               <w:rPr>
                 <w:rFonts w:ascii="Avenir Next" w:hAnsi="Avenir Next" w:cs="Avenir Next" w:eastAsia="Avenir Next"/>
                 <w:color w:val="1A1A1A"/>
-                <w:sz w:val="17"/>
-                <w:szCs w:val="17"/>
+                <w:sz w:val="21"/>
+                <w:szCs w:val="21"/>
               </w:rPr>
               <w:tab/>
             </w:r>
@@ -2928,8 +2929,8 @@
                 <w:rFonts w:ascii="Avenir Next" w:hAnsi="Avenir Next" w:cs="Avenir Next" w:eastAsia="Avenir Next"/>
                 <w:b/>
                 <w:color w:val="1A1A1A"/>
-                <w:sz w:val="17"/>
-                <w:szCs w:val="17"/>
+                <w:sz w:val="21"/>
+                <w:szCs w:val="21"/>
               </w:rPr>
               <w:t xml:space="preserve">0.3, 32%, 7/20</w:t>
             </w:r>
@@ -3001,17 +3002,17 @@
                 <w:rFonts w:ascii="Avenir Next" w:hAnsi="Avenir Next" w:cs="Avenir Next" w:eastAsia="Avenir Next"/>
                 <w:b/>
                 <w:color w:val="1A1A1A"/>
-                <w:sz w:val="21"/>
-                <w:szCs w:val="21"/>
-              </w:rPr>
-              <w:t xml:space="preserve">compare</w:t>
+                <w:sz w:val="22"/>
+                <w:szCs w:val="22"/>
+              </w:rPr>
+              <w:t xml:space="preserve">compare (comparar)</w:t>
             </w:r>
             <w:r>
               <w:rPr>
                 <w:rFonts w:ascii="Avenir Next" w:hAnsi="Avenir Next" w:cs="Avenir Next" w:eastAsia="Avenir Next"/>
                 <w:color w:val="5A5F66"/>
-                <w:sz w:val="21"/>
-                <w:szCs w:val="21"/>
+                <w:sz w:val="22"/>
+                <w:szCs w:val="22"/>
               </w:rPr>
               <w:t xml:space="preserve"> — </w:t>
             </w:r>
@@ -3019,8 +3020,8 @@
               <w:rPr>
                 <w:rFonts w:ascii="Avenir Next" w:hAnsi="Avenir Next" w:cs="Avenir Next" w:eastAsia="Avenir Next"/>
                 <w:color w:val="1A1A1A"/>
-                <w:sz w:val="21"/>
-                <w:szCs w:val="21"/>
+                <w:sz w:val="22"/>
+                <w:szCs w:val="22"/>
               </w:rPr>
               <w:t xml:space="preserve">decide which is greater or less</w:t>
             </w:r>
@@ -3034,17 +3035,17 @@
                 <w:rFonts w:ascii="Avenir Next" w:hAnsi="Avenir Next" w:cs="Avenir Next" w:eastAsia="Avenir Next"/>
                 <w:b/>
                 <w:color w:val="1A1A1A"/>
-                <w:sz w:val="21"/>
-                <w:szCs w:val="21"/>
-              </w:rPr>
-              <w:t xml:space="preserve">order</w:t>
+                <w:sz w:val="22"/>
+                <w:szCs w:val="22"/>
+              </w:rPr>
+              <w:t xml:space="preserve">order (ordenar)</w:t>
             </w:r>
             <w:r>
               <w:rPr>
                 <w:rFonts w:ascii="Avenir Next" w:hAnsi="Avenir Next" w:cs="Avenir Next" w:eastAsia="Avenir Next"/>
                 <w:color w:val="5A5F66"/>
-                <w:sz w:val="21"/>
-                <w:szCs w:val="21"/>
+                <w:sz w:val="22"/>
+                <w:szCs w:val="22"/>
               </w:rPr>
               <w:t xml:space="preserve"> — </w:t>
             </w:r>
@@ -3052,8 +3053,8 @@
               <w:rPr>
                 <w:rFonts w:ascii="Avenir Next" w:hAnsi="Avenir Next" w:cs="Avenir Next" w:eastAsia="Avenir Next"/>
                 <w:color w:val="1A1A1A"/>
-                <w:sz w:val="21"/>
-                <w:szCs w:val="21"/>
+                <w:sz w:val="22"/>
+                <w:szCs w:val="22"/>
               </w:rPr>
               <w:t xml:space="preserve">put in a line from least to greatest</w:t>
             </w:r>
@@ -3078,17 +3079,17 @@
                 <w:rFonts w:ascii="Avenir Next" w:hAnsi="Avenir Next" w:cs="Avenir Next" w:eastAsia="Avenir Next"/>
                 <w:b/>
                 <w:color w:val="1A1A1A"/>
-                <w:sz w:val="21"/>
-                <w:szCs w:val="21"/>
-              </w:rPr>
-              <w:t xml:space="preserve">same form</w:t>
+                <w:sz w:val="22"/>
+                <w:szCs w:val="22"/>
+              </w:rPr>
+              <w:t xml:space="preserve">same form (la misma forma)</w:t>
             </w:r>
             <w:r>
               <w:rPr>
                 <w:rFonts w:ascii="Avenir Next" w:hAnsi="Avenir Next" w:cs="Avenir Next" w:eastAsia="Avenir Next"/>
                 <w:color w:val="5A5F66"/>
-                <w:sz w:val="21"/>
-                <w:szCs w:val="21"/>
+                <w:sz w:val="22"/>
+                <w:szCs w:val="22"/>
               </w:rPr>
               <w:t xml:space="preserve"> — </w:t>
             </w:r>
@@ -3096,8 +3097,8 @@
               <w:rPr>
                 <w:rFonts w:ascii="Avenir Next" w:hAnsi="Avenir Next" w:cs="Avenir Next" w:eastAsia="Avenir Next"/>
                 <w:color w:val="1A1A1A"/>
-                <w:sz w:val="21"/>
-                <w:szCs w:val="21"/>
+                <w:sz w:val="22"/>
+                <w:szCs w:val="22"/>
               </w:rPr>
               <w:t xml:space="preserve">all percents, or all decimals</w:t>
             </w:r>
@@ -3111,17 +3112,17 @@
                 <w:rFonts w:ascii="Avenir Next" w:hAnsi="Avenir Next" w:cs="Avenir Next" w:eastAsia="Avenir Next"/>
                 <w:b/>
                 <w:color w:val="1A1A1A"/>
-                <w:sz w:val="21"/>
-                <w:szCs w:val="21"/>
-              </w:rPr>
-              <w:t xml:space="preserve">greater than (&gt;)</w:t>
+                <w:sz w:val="22"/>
+                <w:szCs w:val="22"/>
+              </w:rPr>
+              <w:t xml:space="preserve">greater than &gt; (mayor que)</w:t>
             </w:r>
             <w:r>
               <w:rPr>
                 <w:rFonts w:ascii="Avenir Next" w:hAnsi="Avenir Next" w:cs="Avenir Next" w:eastAsia="Avenir Next"/>
                 <w:color w:val="5A5F66"/>
-                <w:sz w:val="21"/>
-                <w:szCs w:val="21"/>
+                <w:sz w:val="22"/>
+                <w:szCs w:val="22"/>
               </w:rPr>
               <w:t xml:space="preserve"> — </w:t>
             </w:r>
@@ -3129,8 +3130,8 @@
               <w:rPr>
                 <w:rFonts w:ascii="Avenir Next" w:hAnsi="Avenir Next" w:cs="Avenir Next" w:eastAsia="Avenir Next"/>
                 <w:color w:val="1A1A1A"/>
-                <w:sz w:val="21"/>
-                <w:szCs w:val="21"/>
+                <w:sz w:val="22"/>
+                <w:szCs w:val="22"/>
               </w:rPr>
               <w:t xml:space="preserve">bigger</w:t>
             </w:r>
@@ -3148,6 +3149,7 @@
           <w:tab w:val="right" w:pos="9504"/>
         </w:tabs>
         <w:spacing w:before="90" w:after="50" w:line="240" w:lineRule="auto"/>
+        <w:outlineLvl w:val="1"/>
       </w:pPr>
       <w:r>
         <w:rPr>
@@ -3155,8 +3157,8 @@
           <w:b/>
           <w:color w:val="003A70"/>
           <w:spacing w:val="14"/>
-          <w:sz w:val="21"/>
-          <w:szCs w:val="21"/>
+          <w:sz w:val="22"/>
+          <w:szCs w:val="22"/>
         </w:rPr>
         <w:t xml:space="preserve">PRACTICE</w:t>
       </w:r>
@@ -3232,8 +3234,8 @@
                 <w:rFonts w:ascii="Avenir Next" w:hAnsi="Avenir Next" w:cs="Avenir Next" w:eastAsia="Avenir Next"/>
                 <w:b/>
                 <w:color w:val="1A1A1A"/>
-                <w:sz w:val="22"/>
-                <w:szCs w:val="22"/>
+                <w:sz w:val="24"/>
+                <w:szCs w:val="24"/>
               </w:rPr>
               <w:t xml:space="preserve">1.</w:t>
             </w:r>
@@ -3241,8 +3243,8 @@
               <w:rPr>
                 <w:rFonts w:ascii="Avenir Next" w:hAnsi="Avenir Next" w:cs="Avenir Next" w:eastAsia="Avenir Next"/>
                 <w:color w:val="1A1A1A"/>
-                <w:sz w:val="22"/>
-                <w:szCs w:val="22"/>
+                <w:sz w:val="24"/>
+                <w:szCs w:val="24"/>
               </w:rPr>
               <w:tab/>
             </w:r>
@@ -3250,8 +3252,8 @@
               <w:rPr>
                 <w:rFonts w:ascii="Avenir Next" w:hAnsi="Avenir Next" w:cs="Avenir Next" w:eastAsia="Avenir Next"/>
                 <w:color w:val="1A1A1A"/>
-                <w:sz w:val="22"/>
-                <w:szCs w:val="22"/>
+                <w:sz w:val="24"/>
+                <w:szCs w:val="24"/>
               </w:rPr>
               <w:t xml:space="preserve">Write &lt;, &gt;, or = in each blank.</w:t>
             </w:r>
@@ -3270,8 +3272,8 @@
                 <w:rFonts w:ascii="Avenir Next" w:hAnsi="Avenir Next" w:cs="Avenir Next" w:eastAsia="Avenir Next"/>
                 <w:b/>
                 <w:color w:val="003A70"/>
-                <w:sz w:val="18"/>
-                <w:szCs w:val="18"/>
+                <w:sz w:val="21"/>
+                <w:szCs w:val="21"/>
               </w:rPr>
               <w:t xml:space="preserve">Step 1</w:t>
             </w:r>
@@ -3279,8 +3281,8 @@
               <w:rPr>
                 <w:rFonts w:ascii="Avenir Next" w:hAnsi="Avenir Next" w:cs="Avenir Next" w:eastAsia="Avenir Next"/>
                 <w:color w:val="1A1A1A"/>
-                <w:sz w:val="18"/>
-                <w:szCs w:val="18"/>
+                <w:sz w:val="21"/>
+                <w:szCs w:val="21"/>
               </w:rPr>
               <w:tab/>
             </w:r>
@@ -3288,8 +3290,8 @@
               <w:rPr>
                 <w:rFonts w:ascii="Avenir Next" w:hAnsi="Avenir Next" w:cs="Avenir Next" w:eastAsia="Avenir Next"/>
                 <w:color w:val="1A1A1A"/>
-                <w:sz w:val="21"/>
-                <w:szCs w:val="21"/>
+                <w:sz w:val="22"/>
+                <w:szCs w:val="22"/>
               </w:rPr>
               <w:t xml:space="preserve">Write both values as percents.</w:t>
             </w:r>
@@ -3308,8 +3310,8 @@
                 <w:rFonts w:ascii="Avenir Next" w:hAnsi="Avenir Next" w:cs="Avenir Next" w:eastAsia="Avenir Next"/>
                 <w:b/>
                 <w:color w:val="003A70"/>
-                <w:sz w:val="18"/>
-                <w:szCs w:val="18"/>
+                <w:sz w:val="21"/>
+                <w:szCs w:val="21"/>
               </w:rPr>
               <w:t xml:space="preserve">Step 2</w:t>
             </w:r>
@@ -3317,8 +3319,8 @@
               <w:rPr>
                 <w:rFonts w:ascii="Avenir Next" w:hAnsi="Avenir Next" w:cs="Avenir Next" w:eastAsia="Avenir Next"/>
                 <w:color w:val="1A1A1A"/>
-                <w:sz w:val="18"/>
-                <w:szCs w:val="18"/>
+                <w:sz w:val="21"/>
+                <w:szCs w:val="21"/>
               </w:rPr>
               <w:tab/>
             </w:r>
@@ -3326,8 +3328,8 @@
               <w:rPr>
                 <w:rFonts w:ascii="Avenir Next" w:hAnsi="Avenir Next" w:cs="Avenir Next" w:eastAsia="Avenir Next"/>
                 <w:color w:val="1A1A1A"/>
-                <w:sz w:val="21"/>
-                <w:szCs w:val="21"/>
+                <w:sz w:val="22"/>
+                <w:szCs w:val="22"/>
               </w:rPr>
               <w:t xml:space="preserve">Then compare the two percents.</w:t>
             </w:r>
@@ -3382,8 +3384,8 @@
                       <w:rFonts w:ascii="Avenir Next" w:hAnsi="Avenir Next" w:cs="Avenir Next" w:eastAsia="Avenir Next"/>
                       <w:b/>
                       <w:color w:val="003A70"/>
-                      <w:sz w:val="22"/>
-                      <w:szCs w:val="22"/>
+                      <w:sz w:val="24"/>
+                      <w:szCs w:val="24"/>
                     </w:rPr>
                     <w:t xml:space="preserve">a.</w:t>
                   </w:r>
@@ -3391,8 +3393,8 @@
                     <w:rPr>
                       <w:rFonts w:ascii="Avenir Next" w:hAnsi="Avenir Next" w:cs="Avenir Next" w:eastAsia="Avenir Next"/>
                       <w:color w:val="1A1A1A"/>
-                      <w:sz w:val="22"/>
-                      <w:szCs w:val="22"/>
+                      <w:sz w:val="24"/>
+                      <w:szCs w:val="24"/>
                     </w:rPr>
                     <w:tab/>
                   </w:r>
@@ -3400,8 +3402,8 @@
                     <w:rPr>
                       <w:rFonts w:ascii="Avenir Next" w:hAnsi="Avenir Next" w:cs="Avenir Next" w:eastAsia="Avenir Next"/>
                       <w:color w:val="1A1A1A"/>
-                      <w:sz w:val="22"/>
-                      <w:szCs w:val="22"/>
+                      <w:sz w:val="24"/>
+                      <w:szCs w:val="24"/>
                     </w:rPr>
                     <w:t xml:space="preserve">0.6 </w:t>
                   </w:r>
@@ -3409,8 +3411,8 @@
                     <w:rPr>
                       <w:rFonts w:ascii="Avenir Next" w:hAnsi="Avenir Next" w:cs="Avenir Next" w:eastAsia="Avenir Next"/>
                       <w:color w:val="1A1A1A"/>
-                      <w:sz w:val="22"/>
-                      <w:szCs w:val="22"/>
+                      <w:sz w:val="24"/>
+                      <w:szCs w:val="24"/>
                       <w:u w:val="single"/>
                     </w:rPr>
                     <w:t xml:space="preserve">      </w:t>
@@ -3419,8 +3421,8 @@
                     <w:rPr>
                       <w:rFonts w:ascii="Avenir Next" w:hAnsi="Avenir Next" w:cs="Avenir Next" w:eastAsia="Avenir Next"/>
                       <w:color w:val="1A1A1A"/>
-                      <w:sz w:val="22"/>
-                      <w:szCs w:val="22"/>
+                      <w:sz w:val="24"/>
+                      <w:szCs w:val="24"/>
                     </w:rPr>
                     <w:t xml:space="preserve"> 58%</w:t>
                   </w:r>
@@ -3444,8 +3446,8 @@
                       <w:rFonts w:ascii="Avenir Next" w:hAnsi="Avenir Next" w:cs="Avenir Next" w:eastAsia="Avenir Next"/>
                       <w:b/>
                       <w:color w:val="003A70"/>
-                      <w:sz w:val="22"/>
-                      <w:szCs w:val="22"/>
+                      <w:sz w:val="24"/>
+                      <w:szCs w:val="24"/>
                     </w:rPr>
                     <w:t xml:space="preserve">b.</w:t>
                   </w:r>
@@ -3453,8 +3455,8 @@
                     <w:rPr>
                       <w:rFonts w:ascii="Avenir Next" w:hAnsi="Avenir Next" w:cs="Avenir Next" w:eastAsia="Avenir Next"/>
                       <w:color w:val="1A1A1A"/>
-                      <w:sz w:val="22"/>
-                      <w:szCs w:val="22"/>
+                      <w:sz w:val="24"/>
+                      <w:szCs w:val="24"/>
                     </w:rPr>
                     <w:tab/>
                   </w:r>
@@ -3462,8 +3464,8 @@
                     <w:rPr>
                       <w:rFonts w:ascii="Avenir Next" w:hAnsi="Avenir Next" w:cs="Avenir Next" w:eastAsia="Avenir Next"/>
                       <w:color w:val="1A1A1A"/>
-                      <w:sz w:val="22"/>
-                      <w:szCs w:val="22"/>
+                      <w:sz w:val="24"/>
+                      <w:szCs w:val="24"/>
                     </w:rPr>
                     <w:t xml:space="preserve">3/4 </w:t>
                   </w:r>
@@ -3471,8 +3473,8 @@
                     <w:rPr>
                       <w:rFonts w:ascii="Avenir Next" w:hAnsi="Avenir Next" w:cs="Avenir Next" w:eastAsia="Avenir Next"/>
                       <w:color w:val="1A1A1A"/>
-                      <w:sz w:val="22"/>
-                      <w:szCs w:val="22"/>
+                      <w:sz w:val="24"/>
+                      <w:szCs w:val="24"/>
                       <w:u w:val="single"/>
                     </w:rPr>
                     <w:t xml:space="preserve">      </w:t>
@@ -3481,8 +3483,8 @@
                     <w:rPr>
                       <w:rFonts w:ascii="Avenir Next" w:hAnsi="Avenir Next" w:cs="Avenir Next" w:eastAsia="Avenir Next"/>
                       <w:color w:val="1A1A1A"/>
-                      <w:sz w:val="22"/>
-                      <w:szCs w:val="22"/>
+                      <w:sz w:val="24"/>
+                      <w:szCs w:val="24"/>
                     </w:rPr>
                     <w:t xml:space="preserve"> 0.8</w:t>
                   </w:r>
@@ -3506,8 +3508,8 @@
                       <w:rFonts w:ascii="Avenir Next" w:hAnsi="Avenir Next" w:cs="Avenir Next" w:eastAsia="Avenir Next"/>
                       <w:b/>
                       <w:color w:val="003A70"/>
-                      <w:sz w:val="22"/>
-                      <w:szCs w:val="22"/>
+                      <w:sz w:val="24"/>
+                      <w:szCs w:val="24"/>
                     </w:rPr>
                     <w:t xml:space="preserve">c.</w:t>
                   </w:r>
@@ -3515,8 +3517,8 @@
                     <w:rPr>
                       <w:rFonts w:ascii="Avenir Next" w:hAnsi="Avenir Next" w:cs="Avenir Next" w:eastAsia="Avenir Next"/>
                       <w:color w:val="1A1A1A"/>
-                      <w:sz w:val="22"/>
-                      <w:szCs w:val="22"/>
+                      <w:sz w:val="24"/>
+                      <w:szCs w:val="24"/>
                     </w:rPr>
                     <w:tab/>
                   </w:r>
@@ -3524,8 +3526,8 @@
                     <w:rPr>
                       <w:rFonts w:ascii="Avenir Next" w:hAnsi="Avenir Next" w:cs="Avenir Next" w:eastAsia="Avenir Next"/>
                       <w:color w:val="1A1A1A"/>
-                      <w:sz w:val="22"/>
-                      <w:szCs w:val="22"/>
+                      <w:sz w:val="24"/>
+                      <w:szCs w:val="24"/>
                     </w:rPr>
                     <w:t xml:space="preserve">0.09 </w:t>
                   </w:r>
@@ -3533,8 +3535,8 @@
                     <w:rPr>
                       <w:rFonts w:ascii="Avenir Next" w:hAnsi="Avenir Next" w:cs="Avenir Next" w:eastAsia="Avenir Next"/>
                       <w:color w:val="1A1A1A"/>
-                      <w:sz w:val="22"/>
-                      <w:szCs w:val="22"/>
+                      <w:sz w:val="24"/>
+                      <w:szCs w:val="24"/>
                       <w:u w:val="single"/>
                     </w:rPr>
                     <w:t xml:space="preserve">      </w:t>
@@ -3543,8 +3545,8 @@
                     <w:rPr>
                       <w:rFonts w:ascii="Avenir Next" w:hAnsi="Avenir Next" w:cs="Avenir Next" w:eastAsia="Avenir Next"/>
                       <w:color w:val="1A1A1A"/>
-                      <w:sz w:val="22"/>
-                      <w:szCs w:val="22"/>
+                      <w:sz w:val="24"/>
+                      <w:szCs w:val="24"/>
                     </w:rPr>
                     <w:t xml:space="preserve"> 1/10</w:t>
                   </w:r>
@@ -3617,8 +3619,8 @@
                 <w:rFonts w:ascii="Avenir Next" w:hAnsi="Avenir Next" w:cs="Avenir Next" w:eastAsia="Avenir Next"/>
                 <w:b/>
                 <w:color w:val="1A1A1A"/>
-                <w:sz w:val="22"/>
-                <w:szCs w:val="22"/>
+                <w:sz w:val="24"/>
+                <w:szCs w:val="24"/>
               </w:rPr>
               <w:t xml:space="preserve">2.</w:t>
             </w:r>
@@ -3626,8 +3628,8 @@
               <w:rPr>
                 <w:rFonts w:ascii="Avenir Next" w:hAnsi="Avenir Next" w:cs="Avenir Next" w:eastAsia="Avenir Next"/>
                 <w:color w:val="1A1A1A"/>
-                <w:sz w:val="22"/>
-                <w:szCs w:val="22"/>
+                <w:sz w:val="24"/>
+                <w:szCs w:val="24"/>
               </w:rPr>
               <w:tab/>
             </w:r>
@@ -3635,8 +3637,8 @@
               <w:rPr>
                 <w:rFonts w:ascii="Avenir Next" w:hAnsi="Avenir Next" w:cs="Avenir Next" w:eastAsia="Avenir Next"/>
                 <w:color w:val="1A1A1A"/>
-                <w:sz w:val="22"/>
-                <w:szCs w:val="22"/>
+                <w:sz w:val="24"/>
+                <w:szCs w:val="24"/>
               </w:rPr>
               <w:t xml:space="preserve">Order each set from least to greatest.</w:t>
             </w:r>
@@ -3655,8 +3657,8 @@
                 <w:rFonts w:ascii="Avenir Next" w:hAnsi="Avenir Next" w:cs="Avenir Next" w:eastAsia="Avenir Next"/>
                 <w:b/>
                 <w:color w:val="003A70"/>
-                <w:sz w:val="18"/>
-                <w:szCs w:val="18"/>
+                <w:sz w:val="21"/>
+                <w:szCs w:val="21"/>
               </w:rPr>
               <w:t xml:space="preserve">Step 1</w:t>
             </w:r>
@@ -3664,8 +3666,8 @@
               <w:rPr>
                 <w:rFonts w:ascii="Avenir Next" w:hAnsi="Avenir Next" w:cs="Avenir Next" w:eastAsia="Avenir Next"/>
                 <w:color w:val="1A1A1A"/>
-                <w:sz w:val="18"/>
-                <w:szCs w:val="18"/>
+                <w:sz w:val="21"/>
+                <w:szCs w:val="21"/>
               </w:rPr>
               <w:tab/>
             </w:r>
@@ -3673,8 +3675,8 @@
               <w:rPr>
                 <w:rFonts w:ascii="Avenir Next" w:hAnsi="Avenir Next" w:cs="Avenir Next" w:eastAsia="Avenir Next"/>
                 <w:color w:val="1A1A1A"/>
-                <w:sz w:val="21"/>
-                <w:szCs w:val="21"/>
+                <w:sz w:val="22"/>
+                <w:szCs w:val="22"/>
               </w:rPr>
               <w:t xml:space="preserve">Change every value to a percent.</w:t>
             </w:r>
@@ -3693,8 +3695,8 @@
                 <w:rFonts w:ascii="Avenir Next" w:hAnsi="Avenir Next" w:cs="Avenir Next" w:eastAsia="Avenir Next"/>
                 <w:b/>
                 <w:color w:val="003A70"/>
-                <w:sz w:val="18"/>
-                <w:szCs w:val="18"/>
+                <w:sz w:val="21"/>
+                <w:szCs w:val="21"/>
               </w:rPr>
               <w:t xml:space="preserve">Step 2</w:t>
             </w:r>
@@ -3702,8 +3704,8 @@
               <w:rPr>
                 <w:rFonts w:ascii="Avenir Next" w:hAnsi="Avenir Next" w:cs="Avenir Next" w:eastAsia="Avenir Next"/>
                 <w:color w:val="1A1A1A"/>
-                <w:sz w:val="18"/>
-                <w:szCs w:val="18"/>
+                <w:sz w:val="21"/>
+                <w:szCs w:val="21"/>
               </w:rPr>
               <w:tab/>
             </w:r>
@@ -3711,8 +3713,8 @@
               <w:rPr>
                 <w:rFonts w:ascii="Avenir Next" w:hAnsi="Avenir Next" w:cs="Avenir Next" w:eastAsia="Avenir Next"/>
                 <w:color w:val="1A1A1A"/>
-                <w:sz w:val="21"/>
-                <w:szCs w:val="21"/>
+                <w:sz w:val="22"/>
+                <w:szCs w:val="22"/>
               </w:rPr>
               <w:t xml:space="preserve">Order the percents.</w:t>
             </w:r>
@@ -3731,8 +3733,8 @@
                 <w:rFonts w:ascii="Avenir Next" w:hAnsi="Avenir Next" w:cs="Avenir Next" w:eastAsia="Avenir Next"/>
                 <w:b/>
                 <w:color w:val="003A70"/>
-                <w:sz w:val="18"/>
-                <w:szCs w:val="18"/>
+                <w:sz w:val="21"/>
+                <w:szCs w:val="21"/>
               </w:rPr>
               <w:t xml:space="preserve">Step 3</w:t>
             </w:r>
@@ -3740,8 +3742,8 @@
               <w:rPr>
                 <w:rFonts w:ascii="Avenir Next" w:hAnsi="Avenir Next" w:cs="Avenir Next" w:eastAsia="Avenir Next"/>
                 <w:color w:val="1A1A1A"/>
-                <w:sz w:val="18"/>
-                <w:szCs w:val="18"/>
+                <w:sz w:val="21"/>
+                <w:szCs w:val="21"/>
               </w:rPr>
               <w:tab/>
             </w:r>
@@ -3749,8 +3751,8 @@
               <w:rPr>
                 <w:rFonts w:ascii="Avenir Next" w:hAnsi="Avenir Next" w:cs="Avenir Next" w:eastAsia="Avenir Next"/>
                 <w:color w:val="1A1A1A"/>
-                <w:sz w:val="21"/>
-                <w:szCs w:val="21"/>
+                <w:sz w:val="22"/>
+                <w:szCs w:val="22"/>
               </w:rPr>
               <w:t xml:space="preserve">Write the original numbers in that order.</w:t>
             </w:r>
@@ -3805,8 +3807,8 @@
                       <w:rFonts w:ascii="Avenir Next" w:hAnsi="Avenir Next" w:cs="Avenir Next" w:eastAsia="Avenir Next"/>
                       <w:b/>
                       <w:color w:val="003A70"/>
-                      <w:sz w:val="22"/>
-                      <w:szCs w:val="22"/>
+                      <w:sz w:val="24"/>
+                      <w:szCs w:val="24"/>
                     </w:rPr>
                     <w:t xml:space="preserve">a.</w:t>
                   </w:r>
@@ -3814,8 +3816,8 @@
                     <w:rPr>
                       <w:rFonts w:ascii="Avenir Next" w:hAnsi="Avenir Next" w:cs="Avenir Next" w:eastAsia="Avenir Next"/>
                       <w:color w:val="1A1A1A"/>
-                      <w:sz w:val="22"/>
-                      <w:szCs w:val="22"/>
+                      <w:sz w:val="24"/>
+                      <w:szCs w:val="24"/>
                     </w:rPr>
                     <w:tab/>
                   </w:r>
@@ -3823,8 +3825,8 @@
                     <w:rPr>
                       <w:rFonts w:ascii="Avenir Next" w:hAnsi="Avenir Next" w:cs="Avenir Next" w:eastAsia="Avenir Next"/>
                       <w:color w:val="1A1A1A"/>
-                      <w:sz w:val="22"/>
-                      <w:szCs w:val="22"/>
+                      <w:sz w:val="24"/>
+                      <w:szCs w:val="24"/>
                     </w:rPr>
                     <w:t xml:space="preserve">0.72,  7/10,  75%</w:t>
                   </w:r>
@@ -3832,8 +3834,8 @@
                     <w:rPr>
                       <w:rFonts w:ascii="Avenir Next" w:hAnsi="Avenir Next" w:cs="Avenir Next" w:eastAsia="Avenir Next"/>
                       <w:color w:val="1A1A1A"/>
-                      <w:sz w:val="22"/>
-                      <w:szCs w:val="22"/>
+                      <w:sz w:val="24"/>
+                      <w:szCs w:val="24"/>
                     </w:rPr>
                     <w:t xml:space="preserve">  </w:t>
                   </w:r>
@@ -3841,8 +3843,8 @@
                     <w:rPr>
                       <w:rFonts w:ascii="Avenir Next" w:hAnsi="Avenir Next" w:cs="Avenir Next" w:eastAsia="Avenir Next"/>
                       <w:color w:val="1A1A1A"/>
-                      <w:sz w:val="22"/>
-                      <w:szCs w:val="22"/>
+                      <w:sz w:val="24"/>
+                      <w:szCs w:val="24"/>
                       <w:u w:val="single"/>
                     </w:rPr>
                     <w:t xml:space="preserve">              </w:t>
@@ -3867,8 +3869,8 @@
                       <w:rFonts w:ascii="Avenir Next" w:hAnsi="Avenir Next" w:cs="Avenir Next" w:eastAsia="Avenir Next"/>
                       <w:b/>
                       <w:color w:val="003A70"/>
-                      <w:sz w:val="22"/>
-                      <w:szCs w:val="22"/>
+                      <w:sz w:val="24"/>
+                      <w:szCs w:val="24"/>
                     </w:rPr>
                     <w:t xml:space="preserve">b.</w:t>
                   </w:r>
@@ -3876,8 +3878,8 @@
                     <w:rPr>
                       <w:rFonts w:ascii="Avenir Next" w:hAnsi="Avenir Next" w:cs="Avenir Next" w:eastAsia="Avenir Next"/>
                       <w:color w:val="1A1A1A"/>
-                      <w:sz w:val="22"/>
-                      <w:szCs w:val="22"/>
+                      <w:sz w:val="24"/>
+                      <w:szCs w:val="24"/>
                     </w:rPr>
                     <w:tab/>
                   </w:r>
@@ -3885,8 +3887,8 @@
                     <w:rPr>
                       <w:rFonts w:ascii="Avenir Next" w:hAnsi="Avenir Next" w:cs="Avenir Next" w:eastAsia="Avenir Next"/>
                       <w:color w:val="1A1A1A"/>
-                      <w:sz w:val="22"/>
-                      <w:szCs w:val="22"/>
+                      <w:sz w:val="24"/>
+                      <w:szCs w:val="24"/>
                     </w:rPr>
                     <w:t xml:space="preserve">1/4,  0.2,  22%</w:t>
                   </w:r>
@@ -3894,8 +3896,8 @@
                     <w:rPr>
                       <w:rFonts w:ascii="Avenir Next" w:hAnsi="Avenir Next" w:cs="Avenir Next" w:eastAsia="Avenir Next"/>
                       <w:color w:val="1A1A1A"/>
-                      <w:sz w:val="22"/>
-                      <w:szCs w:val="22"/>
+                      <w:sz w:val="24"/>
+                      <w:szCs w:val="24"/>
                     </w:rPr>
                     <w:t xml:space="preserve">  </w:t>
                   </w:r>
@@ -3903,8 +3905,8 @@
                     <w:rPr>
                       <w:rFonts w:ascii="Avenir Next" w:hAnsi="Avenir Next" w:cs="Avenir Next" w:eastAsia="Avenir Next"/>
                       <w:color w:val="1A1A1A"/>
-                      <w:sz w:val="22"/>
-                      <w:szCs w:val="22"/>
+                      <w:sz w:val="24"/>
+                      <w:szCs w:val="24"/>
                       <w:u w:val="single"/>
                     </w:rPr>
                     <w:t xml:space="preserve">              </w:t>
@@ -3929,8 +3931,8 @@
                       <w:rFonts w:ascii="Avenir Next" w:hAnsi="Avenir Next" w:cs="Avenir Next" w:eastAsia="Avenir Next"/>
                       <w:b/>
                       <w:color w:val="003A70"/>
-                      <w:sz w:val="22"/>
-                      <w:szCs w:val="22"/>
+                      <w:sz w:val="24"/>
+                      <w:szCs w:val="24"/>
                     </w:rPr>
                     <w:t xml:space="preserve">c.</w:t>
                   </w:r>
@@ -3938,8 +3940,8 @@
                     <w:rPr>
                       <w:rFonts w:ascii="Avenir Next" w:hAnsi="Avenir Next" w:cs="Avenir Next" w:eastAsia="Avenir Next"/>
                       <w:color w:val="1A1A1A"/>
-                      <w:sz w:val="22"/>
-                      <w:szCs w:val="22"/>
+                      <w:sz w:val="24"/>
+                      <w:szCs w:val="24"/>
                     </w:rPr>
                     <w:tab/>
                   </w:r>
@@ -3947,8 +3949,8 @@
                     <w:rPr>
                       <w:rFonts w:ascii="Avenir Next" w:hAnsi="Avenir Next" w:cs="Avenir Next" w:eastAsia="Avenir Next"/>
                       <w:color w:val="1A1A1A"/>
-                      <w:sz w:val="22"/>
-                      <w:szCs w:val="22"/>
+                      <w:sz w:val="24"/>
+                      <w:szCs w:val="24"/>
                     </w:rPr>
                     <w:t xml:space="preserve">1.3,  125%,  6/5</w:t>
                   </w:r>
@@ -3956,8 +3958,8 @@
                     <w:rPr>
                       <w:rFonts w:ascii="Avenir Next" w:hAnsi="Avenir Next" w:cs="Avenir Next" w:eastAsia="Avenir Next"/>
                       <w:color w:val="1A1A1A"/>
-                      <w:sz w:val="22"/>
-                      <w:szCs w:val="22"/>
+                      <w:sz w:val="24"/>
+                      <w:szCs w:val="24"/>
                     </w:rPr>
                     <w:t xml:space="preserve">  </w:t>
                   </w:r>
@@ -3965,8 +3967,8 @@
                     <w:rPr>
                       <w:rFonts w:ascii="Avenir Next" w:hAnsi="Avenir Next" w:cs="Avenir Next" w:eastAsia="Avenir Next"/>
                       <w:color w:val="1A1A1A"/>
-                      <w:sz w:val="22"/>
-                      <w:szCs w:val="22"/>
+                      <w:sz w:val="24"/>
+                      <w:szCs w:val="24"/>
                       <w:u w:val="single"/>
                     </w:rPr>
                     <w:t xml:space="preserve">              </w:t>
@@ -4040,8 +4042,8 @@
                 <w:rFonts w:ascii="Avenir Next" w:hAnsi="Avenir Next" w:cs="Avenir Next" w:eastAsia="Avenir Next"/>
                 <w:b/>
                 <w:color w:val="1A1A1A"/>
-                <w:sz w:val="22"/>
-                <w:szCs w:val="22"/>
+                <w:sz w:val="24"/>
+                <w:szCs w:val="24"/>
               </w:rPr>
               <w:t xml:space="preserve">3.</w:t>
             </w:r>
@@ -4049,8 +4051,8 @@
               <w:rPr>
                 <w:rFonts w:ascii="Avenir Next" w:hAnsi="Avenir Next" w:cs="Avenir Next" w:eastAsia="Avenir Next"/>
                 <w:color w:val="1A1A1A"/>
-                <w:sz w:val="22"/>
-                <w:szCs w:val="22"/>
+                <w:sz w:val="24"/>
+                <w:szCs w:val="24"/>
               </w:rPr>
               <w:tab/>
             </w:r>
@@ -4059,8 +4061,8 @@
                 <w:rFonts w:ascii="Avenir Next" w:hAnsi="Avenir Next" w:cs="Avenir Next" w:eastAsia="Avenir Next"/>
                 <w:b/>
                 <w:color w:val="1A1A1A"/>
-                <w:sz w:val="22"/>
-                <w:szCs w:val="22"/>
+                <w:sz w:val="24"/>
+                <w:szCs w:val="24"/>
               </w:rPr>
               <w:t xml:space="preserve">Field Trip Vote.  </w:t>
             </w:r>
@@ -4068,8 +4070,8 @@
               <w:rPr>
                 <w:rFonts w:ascii="Avenir Next" w:hAnsi="Avenir Next" w:cs="Avenir Next" w:eastAsia="Avenir Next"/>
                 <w:color w:val="1A1A1A"/>
-                <w:sz w:val="22"/>
-                <w:szCs w:val="22"/>
+                <w:sz w:val="24"/>
+                <w:szCs w:val="24"/>
               </w:rPr>
               <w:t xml:space="preserve">Room A: 0.55 of the students </w:t>
             </w:r>
@@ -4078,8 +4080,8 @@
                 <w:rFonts w:ascii="Avenir Next" w:hAnsi="Avenir Next" w:cs="Avenir Next" w:eastAsia="Avenir Next"/>
                 <w:b/>
                 <w:color w:val="1A1A1A"/>
-                <w:sz w:val="22"/>
-                <w:szCs w:val="22"/>
+                <w:sz w:val="24"/>
+                <w:szCs w:val="24"/>
               </w:rPr>
               <w:t xml:space="preserve">chose</w:t>
             </w:r>
@@ -4087,10 +4089,271 @@
               <w:rPr>
                 <w:rFonts w:ascii="Avenir Next" w:hAnsi="Avenir Next" w:cs="Avenir Next" w:eastAsia="Avenir Next"/>
                 <w:color w:val="1A1A1A"/>
-                <w:sz w:val="22"/>
-                <w:szCs w:val="22"/>
+                <w:sz w:val="24"/>
+                <w:szCs w:val="24"/>
               </w:rPr>
               <w:t xml:space="preserve"> the aquarium. Room B: 3/5 chose it. Room C: 52% chose it. Order the rooms from least to greatest share.</w:t>
+            </w:r>
+          </w:p>
+          <w:p>
+            <w:pPr>
+              <w:keepNext/>
+              <w:spacing w:before="0" w:after="40" w:line="252" w:lineRule="auto"/>
+              <w:ind w:left="432"/>
+            </w:pPr>
+            <w:r>
+              <w:rPr>
+                <w:rFonts w:ascii="Avenir Next" w:hAnsi="Avenir Next" w:cs="Avenir Next" w:eastAsia="Avenir Next"/>
+                <w:b/>
+                <w:color w:val="003A70"/>
+                <w:sz w:val="17"/>
+                <w:szCs w:val="17"/>
+              </w:rPr>
+              <w:t xml:space="preserve">Frame  </w:t>
+            </w:r>
+            <w:r>
+              <w:rPr>
+                <w:rFonts w:ascii="Avenir Next" w:hAnsi="Avenir Next" w:cs="Avenir Next" w:eastAsia="Avenir Next"/>
+                <w:i/>
+                <w:color w:val="1A1A1A"/>
+                <w:sz w:val="21"/>
+                <w:szCs w:val="21"/>
+              </w:rPr>
+              <w:t xml:space="preserve">Room A = </w:t>
+            </w:r>
+            <w:r>
+              <w:rPr>
+                <w:rFonts w:ascii="Avenir Next" w:hAnsi="Avenir Next" w:cs="Avenir Next" w:eastAsia="Avenir Next"/>
+                <w:color w:val="1A1A1A"/>
+                <w:sz w:val="21"/>
+                <w:szCs w:val="21"/>
+                <w:u w:val="single"/>
+              </w:rPr>
+              <w:t xml:space="preserve">      </w:t>
+            </w:r>
+            <w:r>
+              <w:rPr>
+                <w:rFonts w:ascii="Avenir Next" w:hAnsi="Avenir Next" w:cs="Avenir Next" w:eastAsia="Avenir Next"/>
+                <w:i/>
+                <w:color w:val="1A1A1A"/>
+                <w:sz w:val="21"/>
+                <w:szCs w:val="21"/>
+              </w:rPr>
+              <w:t xml:space="preserve">%, Room B = </w:t>
+            </w:r>
+            <w:r>
+              <w:rPr>
+                <w:rFonts w:ascii="Avenir Next" w:hAnsi="Avenir Next" w:cs="Avenir Next" w:eastAsia="Avenir Next"/>
+                <w:color w:val="1A1A1A"/>
+                <w:sz w:val="21"/>
+                <w:szCs w:val="21"/>
+                <w:u w:val="single"/>
+              </w:rPr>
+              <w:t xml:space="preserve">      </w:t>
+            </w:r>
+            <w:r>
+              <w:rPr>
+                <w:rFonts w:ascii="Avenir Next" w:hAnsi="Avenir Next" w:cs="Avenir Next" w:eastAsia="Avenir Next"/>
+                <w:i/>
+                <w:color w:val="1A1A1A"/>
+                <w:sz w:val="21"/>
+                <w:szCs w:val="21"/>
+              </w:rPr>
+              <w:t xml:space="preserve">%, Room C = </w:t>
+            </w:r>
+            <w:r>
+              <w:rPr>
+                <w:rFonts w:ascii="Avenir Next" w:hAnsi="Avenir Next" w:cs="Avenir Next" w:eastAsia="Avenir Next"/>
+                <w:color w:val="1A1A1A"/>
+                <w:sz w:val="21"/>
+                <w:szCs w:val="21"/>
+                <w:u w:val="single"/>
+              </w:rPr>
+              <w:t xml:space="preserve">      </w:t>
+            </w:r>
+            <w:r>
+              <w:rPr>
+                <w:rFonts w:ascii="Avenir Next" w:hAnsi="Avenir Next" w:cs="Avenir Next" w:eastAsia="Avenir Next"/>
+                <w:i/>
+                <w:color w:val="1A1A1A"/>
+                <w:sz w:val="21"/>
+                <w:szCs w:val="21"/>
+              </w:rPr>
+              <w:t xml:space="preserve">%. Order: Room </w:t>
+            </w:r>
+            <w:r>
+              <w:rPr>
+                <w:rFonts w:ascii="Avenir Next" w:hAnsi="Avenir Next" w:cs="Avenir Next" w:eastAsia="Avenir Next"/>
+                <w:color w:val="1A1A1A"/>
+                <w:sz w:val="21"/>
+                <w:szCs w:val="21"/>
+                <w:u w:val="single"/>
+              </w:rPr>
+              <w:t xml:space="preserve">      </w:t>
+            </w:r>
+            <w:r>
+              <w:rPr>
+                <w:rFonts w:ascii="Avenir Next" w:hAnsi="Avenir Next" w:cs="Avenir Next" w:eastAsia="Avenir Next"/>
+                <w:i/>
+                <w:color w:val="1A1A1A"/>
+                <w:sz w:val="21"/>
+                <w:szCs w:val="21"/>
+              </w:rPr>
+              <w:t xml:space="preserve">, Room </w:t>
+            </w:r>
+            <w:r>
+              <w:rPr>
+                <w:rFonts w:ascii="Avenir Next" w:hAnsi="Avenir Next" w:cs="Avenir Next" w:eastAsia="Avenir Next"/>
+                <w:color w:val="1A1A1A"/>
+                <w:sz w:val="21"/>
+                <w:szCs w:val="21"/>
+                <w:u w:val="single"/>
+              </w:rPr>
+              <w:t xml:space="preserve">      </w:t>
+            </w:r>
+            <w:r>
+              <w:rPr>
+                <w:rFonts w:ascii="Avenir Next" w:hAnsi="Avenir Next" w:cs="Avenir Next" w:eastAsia="Avenir Next"/>
+                <w:i/>
+                <w:color w:val="1A1A1A"/>
+                <w:sz w:val="21"/>
+                <w:szCs w:val="21"/>
+              </w:rPr>
+              <w:t xml:space="preserve">, Room </w:t>
+            </w:r>
+            <w:r>
+              <w:rPr>
+                <w:rFonts w:ascii="Avenir Next" w:hAnsi="Avenir Next" w:cs="Avenir Next" w:eastAsia="Avenir Next"/>
+                <w:color w:val="1A1A1A"/>
+                <w:sz w:val="21"/>
+                <w:szCs w:val="21"/>
+                <w:u w:val="single"/>
+              </w:rPr>
+              <w:t xml:space="preserve">      </w:t>
+            </w:r>
+            <w:r>
+              <w:rPr>
+                <w:rFonts w:ascii="Avenir Next" w:hAnsi="Avenir Next" w:cs="Avenir Next" w:eastAsia="Avenir Next"/>
+                <w:i/>
+                <w:color w:val="1A1A1A"/>
+                <w:sz w:val="21"/>
+                <w:szCs w:val="21"/>
+              </w:rPr>
+              <w:t xml:space="preserve">.</w:t>
+            </w:r>
+          </w:p>
+          <w:p>
+            <w:pPr>
+              <w:keepNext/>
+              <w:tabs>
+                <w:tab w:val="left" w:pos="1300"/>
+              </w:tabs>
+              <w:spacing w:before="0" w:after="30" w:line="264" w:lineRule="auto"/>
+              <w:ind w:left="1300" w:hanging="868"/>
+            </w:pPr>
+            <w:r>
+              <w:rPr>
+                <w:rFonts w:ascii="Avenir Next" w:hAnsi="Avenir Next" w:cs="Avenir Next" w:eastAsia="Avenir Next"/>
+                <w:b/>
+                <w:color w:val="003A70"/>
+                <w:sz w:val="21"/>
+                <w:szCs w:val="21"/>
+              </w:rPr>
+              <w:t xml:space="preserve">Step 1</w:t>
+            </w:r>
+            <w:r>
+              <w:rPr>
+                <w:rFonts w:ascii="Avenir Next" w:hAnsi="Avenir Next" w:cs="Avenir Next" w:eastAsia="Avenir Next"/>
+                <w:color w:val="1A1A1A"/>
+                <w:sz w:val="21"/>
+                <w:szCs w:val="21"/>
+              </w:rPr>
+              <w:tab/>
+            </w:r>
+            <w:r>
+              <w:rPr>
+                <w:rFonts w:ascii="Avenir Next" w:hAnsi="Avenir Next" w:cs="Avenir Next" w:eastAsia="Avenir Next"/>
+                <w:color w:val="1A1A1A"/>
+                <w:sz w:val="22"/>
+                <w:szCs w:val="22"/>
+              </w:rPr>
+              <w:t xml:space="preserve">Change 0.55 and 3/5 to percents.</w:t>
+            </w:r>
+          </w:p>
+          <w:p>
+            <w:pPr>
+              <w:keepNext/>
+              <w:tabs>
+                <w:tab w:val="left" w:pos="1300"/>
+              </w:tabs>
+              <w:spacing w:before="0" w:after="30" w:line="264" w:lineRule="auto"/>
+              <w:ind w:left="1300" w:hanging="868"/>
+            </w:pPr>
+            <w:r>
+              <w:rPr>
+                <w:rFonts w:ascii="Avenir Next" w:hAnsi="Avenir Next" w:cs="Avenir Next" w:eastAsia="Avenir Next"/>
+                <w:b/>
+                <w:color w:val="003A70"/>
+                <w:sz w:val="21"/>
+                <w:szCs w:val="21"/>
+              </w:rPr>
+              <w:t xml:space="preserve">Step 2</w:t>
+            </w:r>
+            <w:r>
+              <w:rPr>
+                <w:rFonts w:ascii="Avenir Next" w:hAnsi="Avenir Next" w:cs="Avenir Next" w:eastAsia="Avenir Next"/>
+                <w:color w:val="1A1A1A"/>
+                <w:sz w:val="21"/>
+                <w:szCs w:val="21"/>
+              </w:rPr>
+              <w:tab/>
+            </w:r>
+            <w:r>
+              <w:rPr>
+                <w:rFonts w:ascii="Avenir Next" w:hAnsi="Avenir Next" w:cs="Avenir Next" w:eastAsia="Avenir Next"/>
+                <w:color w:val="1A1A1A"/>
+                <w:sz w:val="22"/>
+                <w:szCs w:val="22"/>
+              </w:rPr>
+              <w:t xml:space="preserve">Put the three percents in order.</w:t>
+            </w:r>
+          </w:p>
+          <w:p>
+            <w:pPr>
+              <w:keepNext/>
+              <w:tabs>
+                <w:tab w:val="left" w:pos="1300"/>
+              </w:tabs>
+              <w:spacing w:before="0" w:after="30" w:line="264" w:lineRule="auto"/>
+              <w:ind w:left="1300" w:hanging="868"/>
+            </w:pPr>
+            <w:r>
+              <w:rPr>
+                <w:rFonts w:ascii="Avenir Next" w:hAnsi="Avenir Next" w:cs="Avenir Next" w:eastAsia="Avenir Next"/>
+                <w:b/>
+                <w:color w:val="003A70"/>
+                <w:sz w:val="21"/>
+                <w:szCs w:val="21"/>
+              </w:rPr>
+              <w:t xml:space="preserve">Step 3</w:t>
+            </w:r>
+            <w:r>
+              <w:rPr>
+                <w:rFonts w:ascii="Avenir Next" w:hAnsi="Avenir Next" w:cs="Avenir Next" w:eastAsia="Avenir Next"/>
+                <w:color w:val="1A1A1A"/>
+                <w:sz w:val="21"/>
+                <w:szCs w:val="21"/>
+              </w:rPr>
+              <w:tab/>
+            </w:r>
+            <w:r>
+              <w:rPr>
+                <w:rFonts w:ascii="Avenir Next" w:hAnsi="Avenir Next" w:cs="Avenir Next" w:eastAsia="Avenir Next"/>
+                <w:color w:val="1A1A1A"/>
+                <w:sz w:val="22"/>
+                <w:szCs w:val="22"/>
+              </w:rPr>
+              <w:t xml:space="preserve">Write the rooms in that order.</w:t>
             </w:r>
           </w:p>
           <w:p>
@@ -4126,7 +4389,7 @@
             <w:tr>
               <w:trPr>
                 <w:cantSplit/>
-                <w:trHeight w:val="1107" w:hRule="atLeast"/>
+                <w:trHeight w:val="1350" w:hRule="atLeast"/>
               </w:trPr>
               <w:tc>
                 <w:tcPr>
@@ -4164,8 +4427,8 @@
                 <w:rFonts w:ascii="Avenir Next" w:hAnsi="Avenir Next" w:cs="Avenir Next" w:eastAsia="Avenir Next"/>
                 <w:b/>
                 <w:color w:val="1A1A1A"/>
-                <w:sz w:val="18"/>
-                <w:szCs w:val="18"/>
+                <w:sz w:val="21"/>
+                <w:szCs w:val="21"/>
               </w:rPr>
               <w:t xml:space="preserve">Order</w:t>
             </w:r>
@@ -4173,8 +4436,8 @@
               <w:rPr>
                 <w:rFonts w:ascii="Avenir Next" w:hAnsi="Avenir Next" w:cs="Avenir Next" w:eastAsia="Avenir Next"/>
                 <w:color w:val="1A1A1A"/>
-                <w:sz w:val="18"/>
-                <w:szCs w:val="18"/>
+                <w:sz w:val="21"/>
+                <w:szCs w:val="21"/>
               </w:rPr>
               <w:tab/>
             </w:r>
@@ -4239,8 +4502,8 @@
                 <w:rFonts w:ascii="Avenir Next" w:hAnsi="Avenir Next" w:cs="Avenir Next" w:eastAsia="Avenir Next"/>
                 <w:b/>
                 <w:color w:val="1A1A1A"/>
-                <w:sz w:val="22"/>
-                <w:szCs w:val="22"/>
+                <w:sz w:val="24"/>
+                <w:szCs w:val="24"/>
               </w:rPr>
               <w:t xml:space="preserve">4.</w:t>
             </w:r>
@@ -4248,8 +4511,8 @@
               <w:rPr>
                 <w:rFonts w:ascii="Avenir Next" w:hAnsi="Avenir Next" w:cs="Avenir Next" w:eastAsia="Avenir Next"/>
                 <w:color w:val="1A1A1A"/>
-                <w:sz w:val="22"/>
-                <w:szCs w:val="22"/>
+                <w:sz w:val="24"/>
+                <w:szCs w:val="24"/>
               </w:rPr>
               <w:tab/>
             </w:r>
@@ -4258,8 +4521,8 @@
                 <w:rFonts w:ascii="Avenir Next" w:hAnsi="Avenir Next" w:cs="Avenir Next" w:eastAsia="Avenir Next"/>
                 <w:b/>
                 <w:color w:val="1A1A1A"/>
-                <w:sz w:val="22"/>
-                <w:szCs w:val="22"/>
+                <w:sz w:val="24"/>
+                <w:szCs w:val="24"/>
               </w:rPr>
               <w:t xml:space="preserve">Stretch.  </w:t>
             </w:r>
@@ -4267,10 +4530,213 @@
               <w:rPr>
                 <w:rFonts w:ascii="Avenir Next" w:hAnsi="Avenir Next" w:cs="Avenir Next" w:eastAsia="Avenir Next"/>
                 <w:color w:val="1A1A1A"/>
-                <w:sz w:val="22"/>
-                <w:szCs w:val="22"/>
+                <w:sz w:val="24"/>
+                <w:szCs w:val="24"/>
               </w:rPr>
               <w:t xml:space="preserve">Write one value that is between 3/5 and 0.7. Write it as a fraction, a decimal, and a percent.</w:t>
+            </w:r>
+          </w:p>
+          <w:p>
+            <w:pPr>
+              <w:keepNext/>
+              <w:spacing w:before="0" w:after="40" w:line="252" w:lineRule="auto"/>
+              <w:ind w:left="432"/>
+            </w:pPr>
+            <w:r>
+              <w:rPr>
+                <w:rFonts w:ascii="Avenir Next" w:hAnsi="Avenir Next" w:cs="Avenir Next" w:eastAsia="Avenir Next"/>
+                <w:b/>
+                <w:color w:val="003A70"/>
+                <w:sz w:val="17"/>
+                <w:szCs w:val="17"/>
+              </w:rPr>
+              <w:t xml:space="preserve">Frame  </w:t>
+            </w:r>
+            <w:r>
+              <w:rPr>
+                <w:rFonts w:ascii="Avenir Next" w:hAnsi="Avenir Next" w:cs="Avenir Next" w:eastAsia="Avenir Next"/>
+                <w:i/>
+                <w:color w:val="1A1A1A"/>
+                <w:sz w:val="21"/>
+                <w:szCs w:val="21"/>
+              </w:rPr>
+              <w:t xml:space="preserve">3/5 = </w:t>
+            </w:r>
+            <w:r>
+              <w:rPr>
+                <w:rFonts w:ascii="Avenir Next" w:hAnsi="Avenir Next" w:cs="Avenir Next" w:eastAsia="Avenir Next"/>
+                <w:color w:val="1A1A1A"/>
+                <w:sz w:val="21"/>
+                <w:szCs w:val="21"/>
+                <w:u w:val="single"/>
+              </w:rPr>
+              <w:t xml:space="preserve">      </w:t>
+            </w:r>
+            <w:r>
+              <w:rPr>
+                <w:rFonts w:ascii="Avenir Next" w:hAnsi="Avenir Next" w:cs="Avenir Next" w:eastAsia="Avenir Next"/>
+                <w:i/>
+                <w:color w:val="1A1A1A"/>
+                <w:sz w:val="21"/>
+                <w:szCs w:val="21"/>
+              </w:rPr>
+              <w:t xml:space="preserve">% and 0.7 = </w:t>
+            </w:r>
+            <w:r>
+              <w:rPr>
+                <w:rFonts w:ascii="Avenir Next" w:hAnsi="Avenir Next" w:cs="Avenir Next" w:eastAsia="Avenir Next"/>
+                <w:color w:val="1A1A1A"/>
+                <w:sz w:val="21"/>
+                <w:szCs w:val="21"/>
+                <w:u w:val="single"/>
+              </w:rPr>
+              <w:t xml:space="preserve">      </w:t>
+            </w:r>
+            <w:r>
+              <w:rPr>
+                <w:rFonts w:ascii="Avenir Next" w:hAnsi="Avenir Next" w:cs="Avenir Next" w:eastAsia="Avenir Next"/>
+                <w:i/>
+                <w:color w:val="1A1A1A"/>
+                <w:sz w:val="21"/>
+                <w:szCs w:val="21"/>
+              </w:rPr>
+              <w:t xml:space="preserve">%. I pick </w:t>
+            </w:r>
+            <w:r>
+              <w:rPr>
+                <w:rFonts w:ascii="Avenir Next" w:hAnsi="Avenir Next" w:cs="Avenir Next" w:eastAsia="Avenir Next"/>
+                <w:color w:val="1A1A1A"/>
+                <w:sz w:val="21"/>
+                <w:szCs w:val="21"/>
+                <w:u w:val="single"/>
+              </w:rPr>
+              <w:t xml:space="preserve">      </w:t>
+            </w:r>
+            <w:r>
+              <w:rPr>
+                <w:rFonts w:ascii="Avenir Next" w:hAnsi="Avenir Next" w:cs="Avenir Next" w:eastAsia="Avenir Next"/>
+                <w:i/>
+                <w:color w:val="1A1A1A"/>
+                <w:sz w:val="21"/>
+                <w:szCs w:val="21"/>
+              </w:rPr>
+              <w:t xml:space="preserve">%. Fraction: </w:t>
+            </w:r>
+            <w:r>
+              <w:rPr>
+                <w:rFonts w:ascii="Avenir Next" w:hAnsi="Avenir Next" w:cs="Avenir Next" w:eastAsia="Avenir Next"/>
+                <w:color w:val="1A1A1A"/>
+                <w:sz w:val="21"/>
+                <w:szCs w:val="21"/>
+                <w:u w:val="single"/>
+              </w:rPr>
+              <w:t xml:space="preserve">      </w:t>
+            </w:r>
+            <w:r>
+              <w:rPr>
+                <w:rFonts w:ascii="Avenir Next" w:hAnsi="Avenir Next" w:cs="Avenir Next" w:eastAsia="Avenir Next"/>
+                <w:i/>
+                <w:color w:val="1A1A1A"/>
+                <w:sz w:val="21"/>
+                <w:szCs w:val="21"/>
+              </w:rPr>
+              <w:t xml:space="preserve">. Decimal: </w:t>
+            </w:r>
+            <w:r>
+              <w:rPr>
+                <w:rFonts w:ascii="Avenir Next" w:hAnsi="Avenir Next" w:cs="Avenir Next" w:eastAsia="Avenir Next"/>
+                <w:color w:val="1A1A1A"/>
+                <w:sz w:val="21"/>
+                <w:szCs w:val="21"/>
+                <w:u w:val="single"/>
+              </w:rPr>
+              <w:t xml:space="preserve">      </w:t>
+            </w:r>
+            <w:r>
+              <w:rPr>
+                <w:rFonts w:ascii="Avenir Next" w:hAnsi="Avenir Next" w:cs="Avenir Next" w:eastAsia="Avenir Next"/>
+                <w:i/>
+                <w:color w:val="1A1A1A"/>
+                <w:sz w:val="21"/>
+                <w:szCs w:val="21"/>
+              </w:rPr>
+              <w:t xml:space="preserve">.</w:t>
+            </w:r>
+          </w:p>
+          <w:p>
+            <w:pPr>
+              <w:keepNext/>
+              <w:tabs>
+                <w:tab w:val="left" w:pos="1300"/>
+              </w:tabs>
+              <w:spacing w:before="0" w:after="30" w:line="264" w:lineRule="auto"/>
+              <w:ind w:left="1300" w:hanging="868"/>
+            </w:pPr>
+            <w:r>
+              <w:rPr>
+                <w:rFonts w:ascii="Avenir Next" w:hAnsi="Avenir Next" w:cs="Avenir Next" w:eastAsia="Avenir Next"/>
+                <w:b/>
+                <w:color w:val="003A70"/>
+                <w:sz w:val="21"/>
+                <w:szCs w:val="21"/>
+              </w:rPr>
+              <w:t xml:space="preserve">Step 1</w:t>
+            </w:r>
+            <w:r>
+              <w:rPr>
+                <w:rFonts w:ascii="Avenir Next" w:hAnsi="Avenir Next" w:cs="Avenir Next" w:eastAsia="Avenir Next"/>
+                <w:color w:val="1A1A1A"/>
+                <w:sz w:val="21"/>
+                <w:szCs w:val="21"/>
+              </w:rPr>
+              <w:tab/>
+            </w:r>
+            <w:r>
+              <w:rPr>
+                <w:rFonts w:ascii="Avenir Next" w:hAnsi="Avenir Next" w:cs="Avenir Next" w:eastAsia="Avenir Next"/>
+                <w:color w:val="1A1A1A"/>
+                <w:sz w:val="22"/>
+                <w:szCs w:val="22"/>
+              </w:rPr>
+              <w:t xml:space="preserve">Write 3/5 and 0.7 as percents.</w:t>
+            </w:r>
+          </w:p>
+          <w:p>
+            <w:pPr>
+              <w:keepNext/>
+              <w:tabs>
+                <w:tab w:val="left" w:pos="1300"/>
+              </w:tabs>
+              <w:spacing w:before="0" w:after="30" w:line="264" w:lineRule="auto"/>
+              <w:ind w:left="1300" w:hanging="868"/>
+            </w:pPr>
+            <w:r>
+              <w:rPr>
+                <w:rFonts w:ascii="Avenir Next" w:hAnsi="Avenir Next" w:cs="Avenir Next" w:eastAsia="Avenir Next"/>
+                <w:b/>
+                <w:color w:val="003A70"/>
+                <w:sz w:val="21"/>
+                <w:szCs w:val="21"/>
+              </w:rPr>
+              <w:t xml:space="preserve">Step 2</w:t>
+            </w:r>
+            <w:r>
+              <w:rPr>
+                <w:rFonts w:ascii="Avenir Next" w:hAnsi="Avenir Next" w:cs="Avenir Next" w:eastAsia="Avenir Next"/>
+                <w:color w:val="1A1A1A"/>
+                <w:sz w:val="21"/>
+                <w:szCs w:val="21"/>
+              </w:rPr>
+              <w:tab/>
+            </w:r>
+            <w:r>
+              <w:rPr>
+                <w:rFonts w:ascii="Avenir Next" w:hAnsi="Avenir Next" w:cs="Avenir Next" w:eastAsia="Avenir Next"/>
+                <w:color w:val="1A1A1A"/>
+                <w:sz w:val="22"/>
+                <w:szCs w:val="22"/>
+              </w:rPr>
+              <w:t xml:space="preserve">Pick a percent between them.</w:t>
             </w:r>
           </w:p>
           <w:p>
@@ -4286,8 +4752,8 @@
                 <w:rFonts w:ascii="Avenir Next" w:hAnsi="Avenir Next" w:cs="Avenir Next" w:eastAsia="Avenir Next"/>
                 <w:b/>
                 <w:color w:val="1A1A1A"/>
-                <w:sz w:val="18"/>
-                <w:szCs w:val="18"/>
+                <w:sz w:val="21"/>
+                <w:szCs w:val="21"/>
               </w:rPr>
               <w:t xml:space="preserve">Fraction, decimal, percent</w:t>
             </w:r>
@@ -4295,8 +4761,8 @@
               <w:rPr>
                 <w:rFonts w:ascii="Avenir Next" w:hAnsi="Avenir Next" w:cs="Avenir Next" w:eastAsia="Avenir Next"/>
                 <w:color w:val="1A1A1A"/>
-                <w:sz w:val="18"/>
-                <w:szCs w:val="18"/>
+                <w:sz w:val="21"/>
+                <w:szCs w:val="21"/>
               </w:rPr>
               <w:tab/>
             </w:r>
@@ -4361,8 +4827,8 @@
                 <w:rFonts w:ascii="Avenir Next" w:hAnsi="Avenir Next" w:cs="Avenir Next" w:eastAsia="Avenir Next"/>
                 <w:b/>
                 <w:color w:val="1A1A1A"/>
-                <w:sz w:val="22"/>
-                <w:szCs w:val="22"/>
+                <w:sz w:val="24"/>
+                <w:szCs w:val="24"/>
               </w:rPr>
               <w:t xml:space="preserve">5.</w:t>
             </w:r>
@@ -4370,8 +4836,8 @@
               <w:rPr>
                 <w:rFonts w:ascii="Avenir Next" w:hAnsi="Avenir Next" w:cs="Avenir Next" w:eastAsia="Avenir Next"/>
                 <w:color w:val="1A1A1A"/>
-                <w:sz w:val="22"/>
-                <w:szCs w:val="22"/>
+                <w:sz w:val="24"/>
+                <w:szCs w:val="24"/>
               </w:rPr>
               <w:tab/>
             </w:r>
@@ -4380,8 +4846,8 @@
                 <w:rFonts w:ascii="Avenir Next" w:hAnsi="Avenir Next" w:cs="Avenir Next" w:eastAsia="Avenir Next"/>
                 <w:b/>
                 <w:color w:val="1A1A1A"/>
-                <w:sz w:val="22"/>
-                <w:szCs w:val="22"/>
+                <w:sz w:val="24"/>
+                <w:szCs w:val="24"/>
               </w:rPr>
               <w:t xml:space="preserve">Find the Error.  </w:t>
             </w:r>
@@ -4389,8 +4855,8 @@
               <w:rPr>
                 <w:rFonts w:ascii="Avenir Next" w:hAnsi="Avenir Next" w:cs="Avenir Next" w:eastAsia="Avenir Next"/>
                 <w:color w:val="1A1A1A"/>
-                <w:sz w:val="22"/>
-                <w:szCs w:val="22"/>
+                <w:sz w:val="24"/>
+                <w:szCs w:val="24"/>
               </w:rPr>
               <w:t xml:space="preserve">Nico says 3/8 is greater than 0.4 because 8 is greater than 4. Explain his mistake and compare the values correctly.</w:t>
             </w:r>
@@ -4416,8 +4882,8 @@
                 <w:rFonts w:ascii="Avenir Next" w:hAnsi="Avenir Next" w:cs="Avenir Next" w:eastAsia="Avenir Next"/>
                 <w:i/>
                 <w:color w:val="1A1A1A"/>
-                <w:sz w:val="18"/>
-                <w:szCs w:val="18"/>
+                <w:sz w:val="21"/>
+                <w:szCs w:val="21"/>
               </w:rPr>
               <w:t xml:space="preserve">Nico is wrong because </w:t>
             </w:r>
@@ -4425,8 +4891,8 @@
               <w:rPr>
                 <w:rFonts w:ascii="Avenir Next" w:hAnsi="Avenir Next" w:cs="Avenir Next" w:eastAsia="Avenir Next"/>
                 <w:color w:val="1A1A1A"/>
-                <w:sz w:val="18"/>
-                <w:szCs w:val="18"/>
+                <w:sz w:val="21"/>
+                <w:szCs w:val="21"/>
                 <w:u w:val="single"/>
               </w:rPr>
               <w:t xml:space="preserve">      </w:t>
@@ -4436,8 +4902,8 @@
                 <w:rFonts w:ascii="Avenir Next" w:hAnsi="Avenir Next" w:cs="Avenir Next" w:eastAsia="Avenir Next"/>
                 <w:i/>
                 <w:color w:val="1A1A1A"/>
-                <w:sz w:val="18"/>
-                <w:szCs w:val="18"/>
+                <w:sz w:val="21"/>
+                <w:szCs w:val="21"/>
               </w:rPr>
               <w:t xml:space="preserve">. 3/8 = </w:t>
             </w:r>
@@ -4445,8 +4911,8 @@
               <w:rPr>
                 <w:rFonts w:ascii="Avenir Next" w:hAnsi="Avenir Next" w:cs="Avenir Next" w:eastAsia="Avenir Next"/>
                 <w:color w:val="1A1A1A"/>
-                <w:sz w:val="18"/>
-                <w:szCs w:val="18"/>
+                <w:sz w:val="21"/>
+                <w:szCs w:val="21"/>
                 <w:u w:val="single"/>
               </w:rPr>
               <w:t xml:space="preserve">      </w:t>
@@ -4456,8 +4922,8 @@
                 <w:rFonts w:ascii="Avenir Next" w:hAnsi="Avenir Next" w:cs="Avenir Next" w:eastAsia="Avenir Next"/>
                 <w:i/>
                 <w:color w:val="1A1A1A"/>
-                <w:sz w:val="18"/>
-                <w:szCs w:val="18"/>
+                <w:sz w:val="21"/>
+                <w:szCs w:val="21"/>
               </w:rPr>
               <w:t xml:space="preserve">% and 0.4 = </w:t>
             </w:r>
@@ -4465,8 +4931,8 @@
               <w:rPr>
                 <w:rFonts w:ascii="Avenir Next" w:hAnsi="Avenir Next" w:cs="Avenir Next" w:eastAsia="Avenir Next"/>
                 <w:color w:val="1A1A1A"/>
-                <w:sz w:val="18"/>
-                <w:szCs w:val="18"/>
+                <w:sz w:val="21"/>
+                <w:szCs w:val="21"/>
                 <w:u w:val="single"/>
               </w:rPr>
               <w:t xml:space="preserve">      </w:t>
@@ -4476,8 +4942,8 @@
                 <w:rFonts w:ascii="Avenir Next" w:hAnsi="Avenir Next" w:cs="Avenir Next" w:eastAsia="Avenir Next"/>
                 <w:i/>
                 <w:color w:val="1A1A1A"/>
-                <w:sz w:val="18"/>
-                <w:szCs w:val="18"/>
+                <w:sz w:val="21"/>
+                <w:szCs w:val="21"/>
               </w:rPr>
               <w:t xml:space="preserve">%, so </w:t>
             </w:r>
@@ -4485,8 +4951,8 @@
               <w:rPr>
                 <w:rFonts w:ascii="Avenir Next" w:hAnsi="Avenir Next" w:cs="Avenir Next" w:eastAsia="Avenir Next"/>
                 <w:color w:val="1A1A1A"/>
-                <w:sz w:val="18"/>
-                <w:szCs w:val="18"/>
+                <w:sz w:val="21"/>
+                <w:szCs w:val="21"/>
                 <w:u w:val="single"/>
               </w:rPr>
               <w:t xml:space="preserve">      </w:t>
@@ -4496,8 +4962,8 @@
                 <w:rFonts w:ascii="Avenir Next" w:hAnsi="Avenir Next" w:cs="Avenir Next" w:eastAsia="Avenir Next"/>
                 <w:i/>
                 <w:color w:val="1A1A1A"/>
-                <w:sz w:val="18"/>
-                <w:szCs w:val="18"/>
+                <w:sz w:val="21"/>
+                <w:szCs w:val="21"/>
               </w:rPr>
               <w:t xml:space="preserve"> is greater.</w:t>
             </w:r>
@@ -4591,6 +5057,7 @@
           <w:tab w:val="right" w:pos="9504"/>
         </w:tabs>
         <w:spacing w:before="90" w:after="50" w:line="240" w:lineRule="auto"/>
+        <w:outlineLvl w:val="1"/>
       </w:pPr>
       <w:r>
         <w:rPr>
@@ -4598,8 +5065,8 @@
           <w:b/>
           <w:color w:val="003A70"/>
           <w:spacing w:val="14"/>
-          <w:sz w:val="21"/>
-          <w:szCs w:val="21"/>
+          <w:sz w:val="22"/>
+          <w:szCs w:val="22"/>
         </w:rPr>
         <w:t xml:space="preserve">TEST PRACTICE</w:t>
       </w:r>
@@ -4675,8 +5142,8 @@
                 <w:rFonts w:ascii="Avenir Next" w:hAnsi="Avenir Next" w:cs="Avenir Next" w:eastAsia="Avenir Next"/>
                 <w:b/>
                 <w:color w:val="1A1A1A"/>
-                <w:sz w:val="22"/>
-                <w:szCs w:val="22"/>
+                <w:sz w:val="24"/>
+                <w:szCs w:val="24"/>
               </w:rPr>
               <w:t xml:space="preserve">6.</w:t>
             </w:r>
@@ -4684,8 +5151,8 @@
               <w:rPr>
                 <w:rFonts w:ascii="Avenir Next" w:hAnsi="Avenir Next" w:cs="Avenir Next" w:eastAsia="Avenir Next"/>
                 <w:color w:val="1A1A1A"/>
-                <w:sz w:val="22"/>
-                <w:szCs w:val="22"/>
+                <w:sz w:val="24"/>
+                <w:szCs w:val="24"/>
               </w:rPr>
               <w:tab/>
             </w:r>
@@ -4693,8 +5160,8 @@
               <w:rPr>
                 <w:rFonts w:ascii="Avenir Next" w:hAnsi="Avenir Next" w:cs="Avenir Next" w:eastAsia="Avenir Next"/>
                 <w:color w:val="1A1A1A"/>
-                <w:sz w:val="22"/>
-                <w:szCs w:val="22"/>
+                <w:sz w:val="24"/>
+                <w:szCs w:val="24"/>
               </w:rPr>
               <w:t xml:space="preserve">Which list is ordered from least to greatest?</w:t>
             </w:r>
@@ -4713,8 +5180,8 @@
                 <w:rFonts w:ascii="Avenir Next" w:hAnsi="Avenir Next" w:cs="Avenir Next" w:eastAsia="Avenir Next"/>
                 <w:b/>
                 <w:color w:val="003A70"/>
-                <w:sz w:val="18"/>
-                <w:szCs w:val="18"/>
+                <w:sz w:val="21"/>
+                <w:szCs w:val="21"/>
               </w:rPr>
               <w:t xml:space="preserve">Step 1</w:t>
             </w:r>
@@ -4722,8 +5189,8 @@
               <w:rPr>
                 <w:rFonts w:ascii="Avenir Next" w:hAnsi="Avenir Next" w:cs="Avenir Next" w:eastAsia="Avenir Next"/>
                 <w:color w:val="1A1A1A"/>
-                <w:sz w:val="18"/>
-                <w:szCs w:val="18"/>
+                <w:sz w:val="21"/>
+                <w:szCs w:val="21"/>
               </w:rPr>
               <w:tab/>
             </w:r>
@@ -4731,8 +5198,8 @@
               <w:rPr>
                 <w:rFonts w:ascii="Avenir Next" w:hAnsi="Avenir Next" w:cs="Avenir Next" w:eastAsia="Avenir Next"/>
                 <w:color w:val="1A1A1A"/>
-                <w:sz w:val="21"/>
-                <w:szCs w:val="21"/>
+                <w:sz w:val="22"/>
+                <w:szCs w:val="22"/>
               </w:rPr>
               <w:t xml:space="preserve">Write each value as a percent.</w:t>
             </w:r>
@@ -4751,8 +5218,8 @@
                 <w:rFonts w:ascii="Avenir Next" w:hAnsi="Avenir Next" w:cs="Avenir Next" w:eastAsia="Avenir Next"/>
                 <w:b/>
                 <w:color w:val="003A70"/>
-                <w:sz w:val="18"/>
-                <w:szCs w:val="18"/>
+                <w:sz w:val="21"/>
+                <w:szCs w:val="21"/>
               </w:rPr>
               <w:t xml:space="preserve">Step 2</w:t>
             </w:r>
@@ -4760,8 +5227,8 @@
               <w:rPr>
                 <w:rFonts w:ascii="Avenir Next" w:hAnsi="Avenir Next" w:cs="Avenir Next" w:eastAsia="Avenir Next"/>
                 <w:color w:val="1A1A1A"/>
-                <w:sz w:val="18"/>
-                <w:szCs w:val="18"/>
+                <w:sz w:val="21"/>
+                <w:szCs w:val="21"/>
               </w:rPr>
               <w:tab/>
             </w:r>
@@ -4769,8 +5236,8 @@
               <w:rPr>
                 <w:rFonts w:ascii="Avenir Next" w:hAnsi="Avenir Next" w:cs="Avenir Next" w:eastAsia="Avenir Next"/>
                 <w:color w:val="1A1A1A"/>
-                <w:sz w:val="21"/>
-                <w:szCs w:val="21"/>
+                <w:sz w:val="22"/>
+                <w:szCs w:val="22"/>
               </w:rPr>
               <w:t xml:space="preserve">Find the list that goes from small to big.</w:t>
             </w:r>
@@ -4825,8 +5292,8 @@
                       <w:rFonts w:ascii="Avenir Next" w:hAnsi="Avenir Next" w:cs="Avenir Next" w:eastAsia="Avenir Next"/>
                       <w:b/>
                       <w:color w:val="003A70"/>
-                      <w:sz w:val="21"/>
-                      <w:szCs w:val="21"/>
+                      <w:sz w:val="23"/>
+                      <w:szCs w:val="23"/>
                     </w:rPr>
                     <w:t xml:space="preserve">A</w:t>
                   </w:r>
@@ -4834,8 +5301,8 @@
                     <w:rPr>
                       <w:rFonts w:ascii="Avenir Next" w:hAnsi="Avenir Next" w:cs="Avenir Next" w:eastAsia="Avenir Next"/>
                       <w:color w:val="1A1A1A"/>
-                      <w:sz w:val="21"/>
-                      <w:szCs w:val="21"/>
+                      <w:sz w:val="23"/>
+                      <w:szCs w:val="23"/>
                     </w:rPr>
                     <w:tab/>
                   </w:r>
@@ -4843,8 +5310,8 @@
                     <w:rPr>
                       <w:rFonts w:ascii="Avenir Next" w:hAnsi="Avenir Next" w:cs="Avenir Next" w:eastAsia="Avenir Next"/>
                       <w:color w:val="1A1A1A"/>
-                      <w:sz w:val="21"/>
-                      <w:szCs w:val="21"/>
+                      <w:sz w:val="23"/>
+                      <w:szCs w:val="23"/>
                     </w:rPr>
                     <w:t xml:space="preserve">2/5,  0.35,  38%</w:t>
                   </w:r>
@@ -4868,8 +5335,8 @@
                       <w:rFonts w:ascii="Avenir Next" w:hAnsi="Avenir Next" w:cs="Avenir Next" w:eastAsia="Avenir Next"/>
                       <w:b/>
                       <w:color w:val="003A70"/>
-                      <w:sz w:val="21"/>
-                      <w:szCs w:val="21"/>
+                      <w:sz w:val="23"/>
+                      <w:szCs w:val="23"/>
                     </w:rPr>
                     <w:t xml:space="preserve">B</w:t>
                   </w:r>
@@ -4877,8 +5344,8 @@
                     <w:rPr>
                       <w:rFonts w:ascii="Avenir Next" w:hAnsi="Avenir Next" w:cs="Avenir Next" w:eastAsia="Avenir Next"/>
                       <w:color w:val="1A1A1A"/>
-                      <w:sz w:val="21"/>
-                      <w:szCs w:val="21"/>
+                      <w:sz w:val="23"/>
+                      <w:szCs w:val="23"/>
                     </w:rPr>
                     <w:tab/>
                   </w:r>
@@ -4886,8 +5353,8 @@
                     <w:rPr>
                       <w:rFonts w:ascii="Avenir Next" w:hAnsi="Avenir Next" w:cs="Avenir Next" w:eastAsia="Avenir Next"/>
                       <w:color w:val="1A1A1A"/>
-                      <w:sz w:val="21"/>
-                      <w:szCs w:val="21"/>
+                      <w:sz w:val="23"/>
+                      <w:szCs w:val="23"/>
                     </w:rPr>
                     <w:t xml:space="preserve">0.35,  2/5,  38%</w:t>
                   </w:r>
@@ -4911,8 +5378,8 @@
                       <w:rFonts w:ascii="Avenir Next" w:hAnsi="Avenir Next" w:cs="Avenir Next" w:eastAsia="Avenir Next"/>
                       <w:b/>
                       <w:color w:val="003A70"/>
-                      <w:sz w:val="21"/>
-                      <w:szCs w:val="21"/>
+                      <w:sz w:val="23"/>
+                      <w:szCs w:val="23"/>
                     </w:rPr>
                     <w:t xml:space="preserve">C</w:t>
                   </w:r>
@@ -4920,8 +5387,8 @@
                     <w:rPr>
                       <w:rFonts w:ascii="Avenir Next" w:hAnsi="Avenir Next" w:cs="Avenir Next" w:eastAsia="Avenir Next"/>
                       <w:color w:val="1A1A1A"/>
-                      <w:sz w:val="21"/>
-                      <w:szCs w:val="21"/>
+                      <w:sz w:val="23"/>
+                      <w:szCs w:val="23"/>
                     </w:rPr>
                     <w:tab/>
                   </w:r>
@@ -4929,8 +5396,8 @@
                     <w:rPr>
                       <w:rFonts w:ascii="Avenir Next" w:hAnsi="Avenir Next" w:cs="Avenir Next" w:eastAsia="Avenir Next"/>
                       <w:color w:val="1A1A1A"/>
-                      <w:sz w:val="21"/>
-                      <w:szCs w:val="21"/>
+                      <w:sz w:val="23"/>
+                      <w:szCs w:val="23"/>
                     </w:rPr>
                     <w:t xml:space="preserve">0.35,  38%,  2/5</w:t>
                   </w:r>
@@ -4954,8 +5421,8 @@
                       <w:rFonts w:ascii="Avenir Next" w:hAnsi="Avenir Next" w:cs="Avenir Next" w:eastAsia="Avenir Next"/>
                       <w:b/>
                       <w:color w:val="003A70"/>
-                      <w:sz w:val="21"/>
-                      <w:szCs w:val="21"/>
+                      <w:sz w:val="23"/>
+                      <w:szCs w:val="23"/>
                     </w:rPr>
                     <w:t xml:space="preserve">D</w:t>
                   </w:r>
@@ -4963,8 +5430,8 @@
                     <w:rPr>
                       <w:rFonts w:ascii="Avenir Next" w:hAnsi="Avenir Next" w:cs="Avenir Next" w:eastAsia="Avenir Next"/>
                       <w:color w:val="1A1A1A"/>
-                      <w:sz w:val="21"/>
-                      <w:szCs w:val="21"/>
+                      <w:sz w:val="23"/>
+                      <w:szCs w:val="23"/>
                     </w:rPr>
                     <w:tab/>
                   </w:r>
@@ -4972,8 +5439,8 @@
                     <w:rPr>
                       <w:rFonts w:ascii="Avenir Next" w:hAnsi="Avenir Next" w:cs="Avenir Next" w:eastAsia="Avenir Next"/>
                       <w:color w:val="1A1A1A"/>
-                      <w:sz w:val="21"/>
-                      <w:szCs w:val="21"/>
+                      <w:sz w:val="23"/>
+                      <w:szCs w:val="23"/>
                     </w:rPr>
                     <w:t xml:space="preserve">38%,  0.35,  2/5</w:t>
                   </w:r>
@@ -5046,8 +5513,8 @@
                 <w:rFonts w:ascii="Avenir Next" w:hAnsi="Avenir Next" w:cs="Avenir Next" w:eastAsia="Avenir Next"/>
                 <w:b/>
                 <w:color w:val="1A1A1A"/>
-                <w:sz w:val="22"/>
-                <w:szCs w:val="22"/>
+                <w:sz w:val="24"/>
+                <w:szCs w:val="24"/>
               </w:rPr>
               <w:t xml:space="preserve">7.</w:t>
             </w:r>
@@ -5055,8 +5522,8 @@
               <w:rPr>
                 <w:rFonts w:ascii="Avenir Next" w:hAnsi="Avenir Next" w:cs="Avenir Next" w:eastAsia="Avenir Next"/>
                 <w:color w:val="1A1A1A"/>
-                <w:sz w:val="22"/>
-                <w:szCs w:val="22"/>
+                <w:sz w:val="24"/>
+                <w:szCs w:val="24"/>
               </w:rPr>
               <w:tab/>
             </w:r>
@@ -5064,10 +5531,86 @@
               <w:rPr>
                 <w:rFonts w:ascii="Avenir Next" w:hAnsi="Avenir Next" w:cs="Avenir Next" w:eastAsia="Avenir Next"/>
                 <w:color w:val="1A1A1A"/>
-                <w:sz w:val="22"/>
-                <w:szCs w:val="22"/>
+                <w:sz w:val="24"/>
+                <w:szCs w:val="24"/>
               </w:rPr>
               <w:t xml:space="preserve">Which value is the greatest?</w:t>
+            </w:r>
+          </w:p>
+          <w:p>
+            <w:pPr>
+              <w:keepNext/>
+              <w:tabs>
+                <w:tab w:val="left" w:pos="1300"/>
+              </w:tabs>
+              <w:spacing w:before="0" w:after="30" w:line="264" w:lineRule="auto"/>
+              <w:ind w:left="1300" w:hanging="868"/>
+            </w:pPr>
+            <w:r>
+              <w:rPr>
+                <w:rFonts w:ascii="Avenir Next" w:hAnsi="Avenir Next" w:cs="Avenir Next" w:eastAsia="Avenir Next"/>
+                <w:b/>
+                <w:color w:val="003A70"/>
+                <w:sz w:val="21"/>
+                <w:szCs w:val="21"/>
+              </w:rPr>
+              <w:t xml:space="preserve">Step 1</w:t>
+            </w:r>
+            <w:r>
+              <w:rPr>
+                <w:rFonts w:ascii="Avenir Next" w:hAnsi="Avenir Next" w:cs="Avenir Next" w:eastAsia="Avenir Next"/>
+                <w:color w:val="1A1A1A"/>
+                <w:sz w:val="21"/>
+                <w:szCs w:val="21"/>
+              </w:rPr>
+              <w:tab/>
+            </w:r>
+            <w:r>
+              <w:rPr>
+                <w:rFonts w:ascii="Avenir Next" w:hAnsi="Avenir Next" w:cs="Avenir Next" w:eastAsia="Avenir Next"/>
+                <w:color w:val="1A1A1A"/>
+                <w:sz w:val="22"/>
+                <w:szCs w:val="22"/>
+              </w:rPr>
+              <w:t xml:space="preserve">Write each value as a percent.</w:t>
+            </w:r>
+          </w:p>
+          <w:p>
+            <w:pPr>
+              <w:keepNext/>
+              <w:tabs>
+                <w:tab w:val="left" w:pos="1300"/>
+              </w:tabs>
+              <w:spacing w:before="0" w:after="30" w:line="264" w:lineRule="auto"/>
+              <w:ind w:left="1300" w:hanging="868"/>
+            </w:pPr>
+            <w:r>
+              <w:rPr>
+                <w:rFonts w:ascii="Avenir Next" w:hAnsi="Avenir Next" w:cs="Avenir Next" w:eastAsia="Avenir Next"/>
+                <w:b/>
+                <w:color w:val="003A70"/>
+                <w:sz w:val="21"/>
+                <w:szCs w:val="21"/>
+              </w:rPr>
+              <w:t xml:space="preserve">Step 2</w:t>
+            </w:r>
+            <w:r>
+              <w:rPr>
+                <w:rFonts w:ascii="Avenir Next" w:hAnsi="Avenir Next" w:cs="Avenir Next" w:eastAsia="Avenir Next"/>
+                <w:color w:val="1A1A1A"/>
+                <w:sz w:val="21"/>
+                <w:szCs w:val="21"/>
+              </w:rPr>
+              <w:tab/>
+            </w:r>
+            <w:r>
+              <w:rPr>
+                <w:rFonts w:ascii="Avenir Next" w:hAnsi="Avenir Next" w:cs="Avenir Next" w:eastAsia="Avenir Next"/>
+                <w:color w:val="1A1A1A"/>
+                <w:sz w:val="22"/>
+                <w:szCs w:val="22"/>
+              </w:rPr>
+              <w:t xml:space="preserve">Circle the greatest percent.</w:t>
             </w:r>
           </w:p>
           <w:tbl>
@@ -5120,8 +5663,8 @@
                       <w:rFonts w:ascii="Avenir Next" w:hAnsi="Avenir Next" w:cs="Avenir Next" w:eastAsia="Avenir Next"/>
                       <w:b/>
                       <w:color w:val="003A70"/>
-                      <w:sz w:val="21"/>
-                      <w:szCs w:val="21"/>
+                      <w:sz w:val="23"/>
+                      <w:szCs w:val="23"/>
                     </w:rPr>
                     <w:t xml:space="preserve">A</w:t>
                   </w:r>
@@ -5129,8 +5672,8 @@
                     <w:rPr>
                       <w:rFonts w:ascii="Avenir Next" w:hAnsi="Avenir Next" w:cs="Avenir Next" w:eastAsia="Avenir Next"/>
                       <w:color w:val="1A1A1A"/>
-                      <w:sz w:val="21"/>
-                      <w:szCs w:val="21"/>
+                      <w:sz w:val="23"/>
+                      <w:szCs w:val="23"/>
                     </w:rPr>
                     <w:tab/>
                   </w:r>
@@ -5138,8 +5681,8 @@
                     <w:rPr>
                       <w:rFonts w:ascii="Avenir Next" w:hAnsi="Avenir Next" w:cs="Avenir Next" w:eastAsia="Avenir Next"/>
                       <w:color w:val="1A1A1A"/>
-                      <w:sz w:val="21"/>
-                      <w:szCs w:val="21"/>
+                      <w:sz w:val="23"/>
+                      <w:szCs w:val="23"/>
                     </w:rPr>
                     <w:t xml:space="preserve">0.62</w:t>
                   </w:r>
@@ -5163,8 +5706,8 @@
                       <w:rFonts w:ascii="Avenir Next" w:hAnsi="Avenir Next" w:cs="Avenir Next" w:eastAsia="Avenir Next"/>
                       <w:b/>
                       <w:color w:val="003A70"/>
-                      <w:sz w:val="21"/>
-                      <w:szCs w:val="21"/>
+                      <w:sz w:val="23"/>
+                      <w:szCs w:val="23"/>
                     </w:rPr>
                     <w:t xml:space="preserve">B</w:t>
                   </w:r>
@@ -5172,8 +5715,8 @@
                     <w:rPr>
                       <w:rFonts w:ascii="Avenir Next" w:hAnsi="Avenir Next" w:cs="Avenir Next" w:eastAsia="Avenir Next"/>
                       <w:color w:val="1A1A1A"/>
-                      <w:sz w:val="21"/>
-                      <w:szCs w:val="21"/>
+                      <w:sz w:val="23"/>
+                      <w:szCs w:val="23"/>
                     </w:rPr>
                     <w:tab/>
                   </w:r>
@@ -5181,8 +5724,8 @@
                     <w:rPr>
                       <w:rFonts w:ascii="Avenir Next" w:hAnsi="Avenir Next" w:cs="Avenir Next" w:eastAsia="Avenir Next"/>
                       <w:color w:val="1A1A1A"/>
-                      <w:sz w:val="21"/>
-                      <w:szCs w:val="21"/>
+                      <w:sz w:val="23"/>
+                      <w:szCs w:val="23"/>
                     </w:rPr>
                     <w:t xml:space="preserve">3/5</w:t>
                   </w:r>
@@ -5206,8 +5749,8 @@
                       <w:rFonts w:ascii="Avenir Next" w:hAnsi="Avenir Next" w:cs="Avenir Next" w:eastAsia="Avenir Next"/>
                       <w:b/>
                       <w:color w:val="003A70"/>
-                      <w:sz w:val="21"/>
-                      <w:szCs w:val="21"/>
+                      <w:sz w:val="23"/>
+                      <w:szCs w:val="23"/>
                     </w:rPr>
                     <w:t xml:space="preserve">C</w:t>
                   </w:r>
@@ -5215,8 +5758,8 @@
                     <w:rPr>
                       <w:rFonts w:ascii="Avenir Next" w:hAnsi="Avenir Next" w:cs="Avenir Next" w:eastAsia="Avenir Next"/>
                       <w:color w:val="1A1A1A"/>
-                      <w:sz w:val="21"/>
-                      <w:szCs w:val="21"/>
+                      <w:sz w:val="23"/>
+                      <w:szCs w:val="23"/>
                     </w:rPr>
                     <w:tab/>
                   </w:r>
@@ -5224,8 +5767,8 @@
                     <w:rPr>
                       <w:rFonts w:ascii="Avenir Next" w:hAnsi="Avenir Next" w:cs="Avenir Next" w:eastAsia="Avenir Next"/>
                       <w:color w:val="1A1A1A"/>
-                      <w:sz w:val="21"/>
-                      <w:szCs w:val="21"/>
+                      <w:sz w:val="23"/>
+                      <w:szCs w:val="23"/>
                     </w:rPr>
                     <w:t xml:space="preserve">64%</w:t>
                   </w:r>
@@ -5249,8 +5792,8 @@
                       <w:rFonts w:ascii="Avenir Next" w:hAnsi="Avenir Next" w:cs="Avenir Next" w:eastAsia="Avenir Next"/>
                       <w:b/>
                       <w:color w:val="003A70"/>
-                      <w:sz w:val="21"/>
-                      <w:szCs w:val="21"/>
+                      <w:sz w:val="23"/>
+                      <w:szCs w:val="23"/>
                     </w:rPr>
                     <w:t xml:space="preserve">D</w:t>
                   </w:r>
@@ -5258,8 +5801,8 @@
                     <w:rPr>
                       <w:rFonts w:ascii="Avenir Next" w:hAnsi="Avenir Next" w:cs="Avenir Next" w:eastAsia="Avenir Next"/>
                       <w:color w:val="1A1A1A"/>
-                      <w:sz w:val="21"/>
-                      <w:szCs w:val="21"/>
+                      <w:sz w:val="23"/>
+                      <w:szCs w:val="23"/>
                     </w:rPr>
                     <w:tab/>
                   </w:r>
@@ -5267,8 +5810,8 @@
                     <w:rPr>
                       <w:rFonts w:ascii="Avenir Next" w:hAnsi="Avenir Next" w:cs="Avenir Next" w:eastAsia="Avenir Next"/>
                       <w:color w:val="1A1A1A"/>
-                      <w:sz w:val="21"/>
-                      <w:szCs w:val="21"/>
+                      <w:sz w:val="23"/>
+                      <w:szCs w:val="23"/>
                     </w:rPr>
                     <w:t xml:space="preserve">0.6</w:t>
                   </w:r>
